--- a/rajasthan-nurse-50/Test_39_Full_Test_Ordered.docx
+++ b/rajasthan-nurse-50/Test_39_Full_Test_Ordered.docx
@@ -34,7 +34,7 @@
     </w:p>
     <w:p>
       <w:r>
-        <w:t>Solution: MTX requires monitoring and folate supplementation.</w:t>
+        <w:t>Solution: ✅ Correct Answer: A. Have blood counts monitored and take folic acid | 🧠 Clinical Rationale: MTX requires monitoring and folate supplementation. | ❌ Why Not Others? | B — Skip monitoring: not the appropriate nursing action here | C — Double the dose: not the appropriate nursing action here | D — Avoid fluids: not the appropriate nursing action here | ⚠️ Exam Trap: Read the exact question — the correct fact and its look-alike options are easy to interchange. | 💎 PNC Pearl: Have blood counts monitored and take folic acid → MTX requires monitoring and folate supplementation</w:t>
       </w:r>
     </w:p>
     <w:p>
@@ -79,7 +79,7 @@
     </w:p>
     <w:p>
       <w:r>
-        <w:t>Solution: Iron deficiency gives small, pale red cells with low MCV and MCH.</w:t>
+        <w:t>Solution: ✅ Correct Answer: A. Microcytic hypochromic anaemia | 🧠 Clinical Rationale: Iron deficiency gives small, pale red cells with low MCV and MCH. | ❌ Why Not Others? | B — Macrocytic anaemia: not the appropriate nursing action here | C — Normocytic anaemia: not the appropriate nursing action here | D — Polycythaemia: not the appropriate nursing action here | ⚠️ Exam Trap: Read the exact question — the correct fact and its look-alike options are easy to interchange. | 💎 PNC Pearl: Microcytic hypochromic anaemia → Iron deficiency gives small, pale red cells with low MCV and MCH</w:t>
       </w:r>
     </w:p>
     <w:p>
@@ -124,7 +124,7 @@
     </w:p>
     <w:p>
       <w:r>
-        <w:t>Solution: VF is the most common initial rhythm in adult cardiac arrest; defibrillation is the treatment.</w:t>
+        <w:t>Solution: ✅ Correct Answer: A. Ventricular fibrillation | 🧠 Clinical Rationale: VF is the most common initial rhythm in adult cardiac arrest; defibrillation is the treatment. | ❌ Why Not Others? | B — Asystole: not the appropriate nursing action here | C — Bradycardia: Bradycardia = 60 beats per minute | D — Supraventricular tachycardia: not the appropriate nursing action here | ⚠️ Exam Trap: Read the exact question — the correct fact and its look-alike options are easy to interchange. | 💎 PNC Pearl: Ventricular fibrillation → VF is the most common initial rhythm in adult cardiac arrest; defibrillation is the treatment</w:t>
       </w:r>
     </w:p>
     <w:p>
@@ -169,7 +169,7 @@
     </w:p>
     <w:p>
       <w:r>
-        <w:t>Solution: DSMBs monitor trial safety data.</w:t>
+        <w:t>Solution: ✅ Correct Answer: A. Data Safety Monitoring Board | 🧠 Clinical Rationale: DSMBs monitor trial safety data. | ❌ Why Not Others? | B — Data Surveillance and Monitoring Body: not the appropriate nursing action here | C — Direct Safety Monitoring Board: not the appropriate nursing action here | D — Data and Safety Management Bureau: not the appropriate nursing action here | ⚠️ Exam Trap: Don’t confuse "Data Safety Monitoring Board" with "Direct Safety Monitoring Board" — they look alike and are easy to interchange. | 💎 PNC Pearl: Data Safety Monitoring Board → DSMBs monitor trial safety data</w:t>
       </w:r>
     </w:p>
     <w:p>
@@ -214,7 +214,7 @@
     </w:p>
     <w:p>
       <w:r>
-        <w:t>Solution: The hypothalamic thermostat maintains body temperature near 37°C.</w:t>
+        <w:t>Solution: ✅ Correct Answer: A. Hypothalamus | 🧠 Clinical Rationale: The hypothalamic thermostat maintains body temperature near 37°C. | ❌ Why Not Others? | B — Cerebellum: The cerebellum coordinates movement, posture, and balance. | C — Medulla: The medulla contains vital centres. | D — Thalamus: The thalamus is the sensory relay station. | ⚠️ Exam Trap: Don’t confuse "Hypothalamus" with "Thalamus" — they look alike and are easy to interchange. | 💎 PNC Pearl: Hypothalamus → The hypothalamic thermostat maintains body temperature near 37°C</w:t>
       </w:r>
     </w:p>
     <w:p>
@@ -259,7 +259,7 @@
     </w:p>
     <w:p>
       <w:r>
-        <w:t>Solution: Maternal rubella causes congenital cataracts, deafness, and heart defects.</w:t>
+        <w:t>Solution: ✅ Correct Answer: A. Congenital rubella syndrome | 🧠 Clinical Rationale: Maternal rubella causes congenital cataracts, deafness, and heart defects. | ❌ Why Not Others? | B — Trauma: Birth trauma, episiotomy pain, and epidurals impair bladder sensation; monitor voiding closely. | C — Diabetes: Epidemic-prone diseases are communicable (cholera, dengue, measles, JE); diabetes is an NCD. | D — Smoking: Eradicating H. pylori and avoiding irritants heal ulcers. | ⚠️ Exam Trap: Read the exact question — the correct fact and its look-alike options are easy to interchange. | 💎 PNC Pearl: Congenital rubella syndrome → Maternal rubella causes congenital cataracts, deafness, and heart defects</w:t>
       </w:r>
     </w:p>
     <w:p>
@@ -304,7 +304,7 @@
     </w:p>
     <w:p>
       <w:r>
-        <w:t>Solution: Surveillance and flea control prevent plague outbreaks.</w:t>
+        <w:t>Solution: ✅ Correct Answer: A. Rodent and flea control | 🧠 Clinical Rationale: Surveillance and flea control prevent plague outbreaks. | ❌ Why Not Others? | B — Vaccination alone: not the appropriate nursing action here | C — Diet: INH depletes B6; supplement to prevent neuropathy. | D — Climate: NMSA promotes sustainable agriculture. | ⚠️ Exam Trap: Read the exact question — the correct fact and its look-alike options are easy to interchange. | 💎 PNC Pearl: Rodent and flea control → Surveillance and flea control prevent plague outbreaks</w:t>
       </w:r>
     </w:p>
     <w:p>
@@ -349,7 +349,7 @@
     </w:p>
     <w:p>
       <w:r>
-        <w:t>Solution: Viral bronchiolitis causes the first wheeze in infants; supportive care is mainstay.</w:t>
+        <w:t>Solution: ✅ Correct Answer: A. Bronchiolitis | 🧠 Clinical Rationale: Viral bronchiolitis causes the first wheeze in infants; supportive care is mainstay. | ❌ Why Not Others? | B — Asthma always: not the appropriate nursing action here | C — Foreign body always: not the appropriate nursing action here | D — Tumour: TLS, hypercalcaemia, and spinal cord compression are emergencies. | ⚠️ Exam Trap: Read the exact question — the correct fact and its look-alike options are easy to interchange. | 💎 PNC Pearl: Bronchiolitis → Viral causes the first wheeze in infants; supportive care is mainstay</w:t>
       </w:r>
     </w:p>
     <w:p>
@@ -394,7 +394,7 @@
     </w:p>
     <w:p>
       <w:r>
-        <w:t>Solution: Urine colour and clarity aid diagnosis.</w:t>
+        <w:t>Solution: ✅ Correct Answer: A. Jaundice, bleeding, or infection | 🧠 Clinical Rationale: Urine colour and clarity aid diagnosis. | ❌ Why Not Others? | B — Only the time: not the appropriate nursing action here | C — Only the taste: not the appropriate nursing action here | D — Nothing: Never induce vomiting after hydrocarbon ingestion — aspiration pneumonia risk; obtain urgent care. | ⚠️ Exam Trap: Read the exact question — the correct fact and its look-alike options are easy to interchange. | 💎 PNC Pearl: Jaundice, bleeding, or infection → Urine colour and clarity aid diagnosis</w:t>
       </w:r>
     </w:p>
     <w:p>
@@ -439,7 +439,7 @@
     </w:p>
     <w:p>
       <w:r>
-        <w:t>Solution: Weight gain indicates fluid retention.</w:t>
+        <w:t>Solution: ✅ Correct Answer: A. Daily weight and oedema | 🧠 Clinical Rationale: Weight gain indicates fluid retention. | ❌ Why Not Others? | B — Only appetite: not the appropriate nursing action here | C — Only sleep: not the appropriate nursing action here | D — Nothing: Never induce vomiting after hydrocarbon ingestion — aspiration pneumonia risk; obtain urgent care. | ⚠️ Exam Trap: Read the exact question — the correct fact and its look-alike options are easy to interchange. | 💎 PNC Pearl: Daily weight and oedema → Weight gain indicates fluid retention</w:t>
       </w:r>
     </w:p>
     <w:p>
@@ -484,7 +484,7 @@
     </w:p>
     <w:p>
       <w:r>
-        <w:t>Solution: Awareness programmes and contact with recovered patients reduce stigma.</w:t>
+        <w:t>Solution: ✅ Correct Answer: A. Lack of awareness and misinformation | 🧠 Clinical Rationale: Awareness programmes and contact with recovered patients reduce stigma. | ❌ Why Not Others? | B — Treatment itself: not the appropriate nursing action here | C — Diet: INH depletes B6; supplement to prevent neuropathy. | D — Exercise: Calcium, vitamin D, and fall prevention maintain bone health. | ⚠️ Exam Trap: Read the exact question — the correct fact and its look-alike options are easy to interchange. | 💎 PNC Pearl: Lack of awareness and misinformation → Awareness programmes and contact with recovered patients reduce stigma</w:t>
       </w:r>
     </w:p>
     <w:p>
@@ -529,7 +529,7 @@
     </w:p>
     <w:p>
       <w:r>
-        <w:t>Solution: Hirschsprung's disease and meconium ileus are common neonatal obstructions; delayed meconium passage is the clue.</w:t>
+        <w:t>Solution: ✅ Correct Answer: A. Hirschsprung's disease (among surgical causes) and meconium ileus | 🧠 Clinical Rationale: Hirschsprung's disease and meconium ileus are common neonatal obstructions; delayed meconium passage is the clue. | ❌ Why Not Others? | B — Appendicitis: Consider gynaecological causes; ultrasound helps. | C — Gallstones: Are the leading cause of acute pancreatitis, especially in women. | D — Volvulus of the colon: not the appropriate nursing action here | ⚠️ Exam Trap: Read the exact question — the correct fact and its look-alike options are easy to interchange. | 💎 PNC Pearl: Hirschsprung's disease (among surgical causes) and meconium ileus → Hirschsprung's disease and meconium ileus are common neonatal obstructions; delayed meconium passage is the clue</w:t>
       </w:r>
     </w:p>
     <w:p>
@@ -574,7 +574,7 @@
     </w:p>
     <w:p>
       <w:r>
-        <w:t>Solution: The hepatic portal vein delivers nutrient-rich blood to the liver.</w:t>
+        <w:t>Solution: ✅ Correct Answer: A. Gut to the liver | 🧠 Clinical Rationale: The hepatic portal vein delivers nutrient-rich blood to the liver. | ❌ Why Not Others? | B — Heart to the lungs: not the appropriate nursing action here | C — Kidney to the bladder: not the appropriate nursing action here | D — Brain to the spine: not the appropriate nursing action here | ⚠️ Exam Trap: Read the exact question — the correct fact and its look-alike options are easy to interchange. | 💎 PNC Pearl: Gut to the liver → The hepatic portal vein delivers nutrient-rich blood to the liver</w:t>
       </w:r>
     </w:p>
     <w:p>
@@ -619,7 +619,7 @@
     </w:p>
     <w:p>
       <w:r>
-        <w:t>Solution: Plasma cells (from B cells) secrete antibodies.</w:t>
+        <w:t>Solution: ✅ Correct Answer: A. B lymphocyte (plasma cell) | 🧠 Clinical Rationale: Plasma cells (from B cells) secrete antibodies. | ❌ Why Not Others? | B — Neutrophil: Neutrophils constitute 40–70% of leukocytes. | C — Basophil: Mast cells in tissues release histamine. | D — Eosinophil: Eosinophils increase in parasitic infections and allergy. | ⚠️ Exam Trap: Read the exact question — the correct fact and its look-alike options are easy to interchange. | 💎 PNC Pearl: B lymphocyte (plasma cell) → Plasma cells (from B cells) secrete antibodies</w:t>
       </w:r>
     </w:p>
     <w:p>
@@ -664,7 +664,7 @@
     </w:p>
     <w:p>
       <w:r>
-        <w:t>Solution: Copious irrigation dilutes the chemical; never neutralise (heat injury) or rub.</w:t>
+        <w:t>Solution: ✅ Correct Answer: A. Irrigate the eye with copious water or saline for 15–20 minutes | 🧠 Clinical Rationale: Copious irrigation dilutes the chemical; never neutralise (heat injury) or rub. | ❌ Why Not Others? | B — Apply neutralising acid: not the correct first action | C — Cover the eye with ointment: not the correct first action | D — Rub the eye: not the correct first action | ⚠️ Exam Trap: In priority questions, choose the immediate life-saving nursing action before notification, investigation, or documentation. | 🩺 Clinical Thinking: Recognize → Stabilize → Reassess → Escalate | 💎 PNC Pearl: Irrigate the eye with copious water or saline for 15–20 minutes → Copious irrigation dilutes the chemical; never neutralise (heat injury) or rub</w:t>
       </w:r>
     </w:p>
     <w:p>
@@ -709,7 +709,7 @@
     </w:p>
     <w:p>
       <w:r>
-        <w:t>Solution: ACE inhibitors cause dry cough, high potassium, and rarely angioedema.</w:t>
+        <w:t>Solution: ✅ Correct Answer: A. Cough, hyperkalaemia, and angioedema | 🧠 Clinical Rationale: ACE inhibitors cause dry cough, high potassium, and rarely angioedema. | ❌ Why Not Others? | B — Hypoglycaemia: Insulin secretagogues cause hypoglycaemia, especially with missed meals or renal impairment. | C — Bradycardia: Bradycardia = 60 beats per minute | D — Constipation: Opioids slow GI motility; prophylactic stool softeners and fluids are routine. | ⚠️ Exam Trap: Read the exact question — the correct fact and its look-alike options are easy to interchange. | 💎 PNC Pearl: Cough, hyperkalaemia, and angioedema → ACE inhibitors cause dry cough, high potassium, and rarely angioedema</w:t>
       </w:r>
     </w:p>
     <w:p>
@@ -754,7 +754,7 @@
     </w:p>
     <w:p>
       <w:r>
-        <w:t>Solution: Changing at one-third to half prevents leakage and skin breakdown.</w:t>
+        <w:t>Solution: ✅ Correct Answer: A. One-third to half full | 🧠 Clinical Rationale: Changing at one-third to half prevents leakage and skin breakdown. | ❌ Why Not Others? | B — Completely full: not the appropriate nursing action here | C — Once daily only: not the appropriate nursing action here | D — Leaking only: not the appropriate nursing action here | ⚠️ Exam Trap: Read the exact question — the correct fact and its look-alike options are easy to interchange. | 💎 PNC Pearl: One-third to half full → Changing at one-third to half prevents leakage and skin breakdown</w:t>
       </w:r>
     </w:p>
     <w:p>
@@ -799,7 +799,7 @@
     </w:p>
     <w:p>
       <w:r>
-        <w:t>Solution: Timely medication and safe mobility reduce symptoms.</w:t>
+        <w:t>Solution: ✅ Correct Answer: A. Take medications on time and use assistive devices | 🧠 Clinical Rationale: Timely medication and safe mobility reduce symptoms. | ❌ Why Not Others? | B — Skip doses: DOACs need adherence; INR is not used for dabigatran. | C — Avoid movement: not the appropriate nursing action here | D — Eat lying down: not the appropriate nursing action here | ⚠️ Exam Trap: Read the exact question — the correct fact and its look-alike options are easy to interchange. | 💎 PNC Pearl: Take medications on time and use assistive devices → Timely medication and safe mobility reduce symptoms</w:t>
       </w:r>
     </w:p>
     <w:p>
@@ -844,7 +844,7 @@
     </w:p>
     <w:p>
       <w:r>
-        <w:t>Solution: Chikungunya causes fever and severe joint pain; treat symptomatically.</w:t>
+        <w:t>Solution: ✅ Correct Answer: A. Chikungunya virus from Aedes mosquitoes | 🧠 Clinical Rationale: Chikungunya causes fever and severe joint pain; treat symptomatically. | ❌ Why Not Others? | B — Diet: INH depletes B6; supplement to prevent neuropathy. | C — Exercise: Calcium, vitamin D, and fall prevention maintain bone health. | D — Vaccination: Absence of a scar does not mean no protection; check vaccination records. | ⚠️ Exam Trap: Read the exact question — the correct fact and its look-alike options are easy to interchange. | 💎 PNC Pearl: Chikungunya virus from Aedes mosquitoes → Chikungunya causes fever and severe joint pain; treat symptomatically</w:t>
       </w:r>
     </w:p>
     <w:p>
@@ -889,7 +889,7 @@
     </w:p>
     <w:p>
       <w:r>
-        <w:t>Solution: POSHAN 2.0 converges nutrition services in the first 1000 days.</w:t>
+        <w:t>Solution: ✅ Correct Answer: A. Reducing stunting, wasting, and anaemia | 🧠 Clinical Rationale: POSHAN 2.0 converges nutrition services in the first 1000 days. | ❌ Why Not Others? | B — Weight gain only: not the appropriate nursing action here | C — Diet: INH depletes B6; supplement to prevent neuropathy. | D — Climate: NMSA promotes sustainable agriculture. | ⚠️ Exam Trap: Read the exact question — the correct fact and its look-alike options are easy to interchange. | 💎 PNC Pearl: Reducing stunting, wasting, and anaemia → POSHAN 2.0 converges nutrition services in the first 1000 days</w:t>
       </w:r>
     </w:p>
     <w:p>
@@ -934,7 +934,7 @@
     </w:p>
     <w:p>
       <w:r>
-        <w:t>Solution: Placenta accreta/increta/percreta causes retained placenta and torrential haemorrhage at delivery.</w:t>
+        <w:t>Solution: ✅ Correct Answer: A. Difficulty delivering the placenta with severe bleeding | 🧠 Clinical Rationale: Placenta accreta/increta/percreta causes retained placenta and torrential haemorrhage at delivery. | ❌ Why Not Others? | B — Polyhydramnios: not the appropriate nursing action here | C — Painless early bleeding: not the appropriate nursing action here | D — Hyperemesis: Early bleeding and severe vomiting prompt referral; ultrasound and supportive care help. | ⚠️ Exam Trap: Read the exact question — the correct fact and its look-alike options are easy to interchange. | 💎 PNC Pearl: Difficulty delivering the placenta with severe bleeding → Placenta accreta/increta/percreta causes retained placenta and torrential haemorrhage at delivery</w:t>
       </w:r>
     </w:p>
     <w:p>
@@ -979,7 +979,7 @@
     </w:p>
     <w:p>
       <w:r>
-        <w:t>Solution: Capacity is decision-specific and time-specific.</w:t>
+        <w:t>Solution: ✅ Correct Answer: A. Ability to understand, appreciate, reason, and communicate a choice | 🧠 Clinical Rationale: Capacity is decision-specific and time-specific. | ❌ Why Not Others? | B — IQ score: not the appropriate nursing action here | C — Diet: INH depletes B6; supplement to prevent neuropathy. | D — Exercise: Calcium, vitamin D, and fall prevention maintain bone health. | ⚠️ Exam Trap: Read the exact question — the correct fact and its look-alike options are easy to interchange. | 💎 PNC Pearl: Ability to understand, appreciate, reason, and communicate a choice → Capacity is decision-specific and time-specific</w:t>
       </w:r>
     </w:p>
     <w:p>
@@ -1024,7 +1024,7 @@
     </w:p>
     <w:p>
       <w:r>
-        <w:t>Solution: Doxycycline causes photosensitivity and binds dairy.</w:t>
+        <w:t>Solution: ✅ Correct Answer: A. Avoid direct sunlight and take with water | 🧠 Clinical Rationale: Doxycycline causes photosensitivity and binds dairy. | ❌ Why Not Others? | B — Take with milk: not the appropriate nursing action here | C — Chew the capsule: not the appropriate nursing action here | D — Double the dose: not the appropriate nursing action here | ⚠️ Exam Trap: Don’t confuse "Avoid direct sunlight and take with water" with "Take with milk" — they look alike and are easy to interchange. | 💎 PNC Pearl: Avoid direct sunlight and take with water → Doxycycline causes photosensitivity and binds dairy</w:t>
       </w:r>
     </w:p>
     <w:p>
@@ -1069,7 +1069,7 @@
     </w:p>
     <w:p>
       <w:r>
-        <w:t>Solution: Wide intervals reflect imprecision; narrow intervals precision.</w:t>
+        <w:t>Solution: ✅ Correct Answer: A. The range likely containing the true population value | 🧠 Clinical Rationale: Wide intervals reflect imprecision; narrow intervals precision. | ❌ Why Not Others? | B — Certainty of the result: not the appropriate nursing action here | C — The sample size: not the appropriate nursing action here | D — The p-value: not the appropriate nursing action here | ⚠️ Exam Trap: Don’t confuse "The range likely containing the true population value" with "The p-value" — they look alike and are easy to interchange. | 💎 PNC Pearl: The range likely containing the true population value → Wide intervals reflect imprecision; narrow intervals precision</w:t>
       </w:r>
     </w:p>
     <w:p>
@@ -1114,7 +1114,7 @@
     </w:p>
     <w:p>
       <w:r>
-        <w:t>Solution: Haemorrhage needs early detection.</w:t>
+        <w:t>Solution: ✅ Correct Answer: A. Vital signs and haemoglobin | 🧠 Clinical Rationale: Haemorrhage needs early detection. | ❌ Why Not Others? | B — Only appetite: not the appropriate nursing action here | C — Only sleep: not the appropriate nursing action here | D — Nothing: Never induce vomiting after hydrocarbon ingestion — aspiration pneumonia risk; obtain urgent care. | ⚠️ Exam Trap: Read the exact question — the correct fact and its look-alike options are easy to interchange. | 💎 PNC Pearl: Vital signs and haemoglobin → Haemorrhage needs early detection</w:t>
       </w:r>
     </w:p>
     <w:p>
@@ -1159,7 +1159,7 @@
     </w:p>
     <w:p>
       <w:r>
-        <w:t>Solution: The plate method simplifies portion control.</w:t>
+        <w:t>Solution: ✅ Correct Answer: A. Half vegetables/fruits, quarter protein, quarter grains | 🧠 Clinical Rationale: The plate method simplifies portion control. | ❌ Why Not Others? | B — All rice: not the appropriate nursing action here | C — All sweets: not the appropriate nursing action here | D — All meat: not the appropriate nursing action here | ⚠️ Exam Trap: Read the exact question — the correct fact and its look-alike options are easy to interchange. | 💎 PNC Pearl: Half vegetables/fruits, quarter protein, quarter grains → The plate method simplifies portion control</w:t>
       </w:r>
     </w:p>
     <w:p>
@@ -1204,7 +1204,7 @@
     </w:p>
     <w:p>
       <w:r>
-        <w:t>Solution: First-generation antihistamines sedate.</w:t>
+        <w:t>Solution: ✅ Correct Answer: A. Drowsiness | 🧠 Clinical Rationale: First-generation antihistamines sedate. | ❌ Why Not Others? | B — Insomnia: Difficulty falling or staying asleep, is the most common sleep complaint. | C — Diarrhoea: Cholinergic side effects (nausea, vomiting, bradycardia) are common with cholinesterase inhibitors. | D — Weight loss: Severe vomiting causes dehydration, hypokalaemia, ketosis, and weight loss; IV fluids and antiemetics are n... | ⚠️ Exam Trap: Read the exact question — the correct fact and its look-alike options are easy to interchange. | 💎 PNC Pearl: Drowsiness → First-generation antihistamines sedate</w:t>
       </w:r>
     </w:p>
     <w:p>
@@ -1249,7 +1249,7 @@
     </w:p>
     <w:p>
       <w:r>
-        <w:t>Solution: Folic acid before and during early pregnancy prevents NTDs.</w:t>
+        <w:t>Solution: ✅ Correct Answer: A. Folate deficiency | 🧠 Clinical Rationale: Folic acid before and during early pregnancy prevents NTDs. | ❌ Why Not Others? | B — Iron deficiency: Iron supplementation, deworming, and dietary diversity prevent it. | C — Vitamin C deficiency: Scurvy causes bleeding gums, subperiosteal haemorrhage, and pseudoparalysis. | D — Zinc deficiency: Assess medications and zinc in elderly taste loss. | ⚠️ Exam Trap: Read the exact question — the correct fact and its look-alike options are easy to interchange. | 💎 PNC Pearl: Folate deficiency → Folic acid before and during early pregnancy prevents NTDs</w:t>
       </w:r>
     </w:p>
     <w:p>
@@ -1294,7 +1294,7 @@
     </w:p>
     <w:p>
       <w:r>
-        <w:t>Solution: PPIs (especially omeprazole) may blunt clopidogrel's effect.</w:t>
+        <w:t>Solution: ✅ Correct Answer: A. Reduce clopidogrel activation | 🧠 Clinical Rationale: PPIs (especially omeprazole) may blunt clopidogrel's effect. | ❌ Why Not Others? | B — Increase bleeding: not the appropriate nursing action here | C — Cause allergy: not the appropriate nursing action here | D — Speed absorption: not the appropriate nursing action here | ⚠️ Exam Trap: Read the exact question — the correct fact and its look-alike options are easy to interchange. | 💎 PNC Pearl: Reduce clopidogrel activation → PPIs (especially omeprazole) may blunt clopidogrel's effect</w:t>
       </w:r>
     </w:p>
     <w:p>
@@ -1339,7 +1339,7 @@
     </w:p>
     <w:p>
       <w:r>
-        <w:t>Solution: MAP ≈ DBP + 1/3 pulse pressure.</w:t>
+        <w:t>Solution: ✅ Correct Answer: A. Diastolic + 1/3 (systolic - diastolic) | 🧠 Clinical Rationale: MAP ≈ DBP + 1/3 pulse pressure. | ❌ Why Not Others? | B — Systolic - diastolic: not the appropriate nursing action here | C — Systolic + diastolic: not the appropriate nursing action here | D — Pulse rate × 2: not the appropriate nursing action here | ⚠️ Exam Trap: Don’t confuse "Diastolic + 1/3 (systolic - diastolic)" with "Systolic - diastolic" — they look alike and are easy to interchange. | 💎 PNC Pearl: Diastolic + 1/3 (systolic - diastolic) → MAP ≈ DBP + 1/3 pulse pressure</w:t>
       </w:r>
     </w:p>
     <w:p>
@@ -1384,7 +1384,7 @@
     </w:p>
     <w:p>
       <w:r>
-        <w:t>Solution: Discharge teaching prevents complications and readmission.</w:t>
+        <w:t>Solution: ✅ Correct Answer: A. Teaching medications, diet, and follow-up | 🧠 Clinical Rationale: Discharge teaching prevents complications and readmission. | ❌ Why Not Others? | B — Only giving the bill: not the appropriate nursing action here | C — Only booking transport: not the appropriate nursing action here | D — No teaching: not the appropriate nursing action here | ⚠️ Exam Trap: Read the exact question — the correct fact and its look-alike options are easy to interchange. | 💎 PNC Pearl: Teaching medications, diet, and follow-up → Discharge teaching prevents complications and readmission</w:t>
       </w:r>
     </w:p>
     <w:p>
@@ -1429,7 +1429,7 @@
     </w:p>
     <w:p>
       <w:r>
-        <w:t>Solution: Malaria, hookworm, and nutritional deficiency coexist; screen and treat comprehensively.</w:t>
+        <w:t>Solution: ✅ Correct Answer: A. Malaria and hookworm with iron deficiency | 🧠 Clinical Rationale: Malaria, hookworm, and nutritional deficiency coexist; screen and treat comprehensively. | ❌ Why Not Others? | B — Vitamin D excess: not the appropriate nursing action here | C — Infection only: not the appropriate nursing action here | D — Trauma: Birth trauma, episiotomy pain, and epidurals impair bladder sensation; monitor voiding closely. | ⚠️ Exam Trap: Read the exact question — the correct fact and its look-alike options are easy to interchange. | 💎 PNC Pearl: Malaria and hookworm with iron deficiency → Malaria, hookworm, and nutritional deficiency coexist; screen and treat comprehensively</w:t>
       </w:r>
     </w:p>
     <w:p>
@@ -1474,7 +1474,7 @@
     </w:p>
     <w:p>
       <w:r>
-        <w:t>Solution: Allopurinol rash can precede severe reactions.</w:t>
+        <w:t>Solution: ✅ Correct Answer: A. Report rash (possible severe hypersensitivity) | 🧠 Clinical Rationale: Allopurinol rash can precede severe reactions. | ❌ Why Not Others? | B — Double the dose: not the appropriate nursing action here | C — Take with milk: not the appropriate nursing action here | D — Stop for headache: not the appropriate nursing action here | ⚠️ Exam Trap: Read the exact question — the correct fact and its look-alike options are easy to interchange. | 💎 PNC Pearl: Report rash (possible severe hypersensitivity) → Allopurinol rash can precede severe reactions</w:t>
       </w:r>
     </w:p>
     <w:p>
@@ -1519,7 +1519,7 @@
     </w:p>
     <w:p>
       <w:r>
-        <w:t>Solution: Leptospira spreads via rodent urine in water; doxycycline helps.</w:t>
+        <w:t>Solution: ✅ Correct Answer: A. Leptospira interrogans (spirochaete) | 🧠 Clinical Rationale: Leptospira spreads via rodent urine in water; doxycycline helps. | ❌ Why Not Others? | B — Rickettsia: Louse-borne typhus is caused by R. prowazekii. | C — Salmonella: Bacterial toxins and contamination cause most outbreaks; safe handling prevents them. | D — Vibrio: V. cholerae causes rice-water diarrhoea; ORS saves lives. | ⚠️ Exam Trap: Read the exact question — the correct fact and its look-alike options are easy to interchange. | 💎 PNC Pearl: Leptospira interrogans (spirochaete) → Leptospira spreads via rodent urine in water; doxycycline helps</w:t>
       </w:r>
     </w:p>
     <w:p>
@@ -1564,7 +1564,7 @@
     </w:p>
     <w:p>
       <w:r>
-        <w:t>Solution: Continuous bubbling suggests an air leak; intermittent bubbling with expiration is normal early after pneumothorax.</w:t>
+        <w:t>Solution: ✅ Correct Answer: A. An air leak | 🧠 Clinical Rationale: Continuous bubbling suggests an air leak; intermittent bubbling with expiration is normal early after pneumothorax. | ❌ Why Not Others? | B — Normal function: not the appropriate nursing action here | C — Blocked drainage: not the appropriate nursing action here | D — Negative pressure loss: not the appropriate nursing action here | ⚠️ Exam Trap: Read the exact question — the correct fact and its look-alike options are easy to interchange. | 💎 PNC Pearl: An air leak → Continuous bubbling suggests ; intermittent bubbling with expiration is normal early after pneumothorax</w:t>
       </w:r>
     </w:p>
     <w:p>
@@ -1609,7 +1609,7 @@
     </w:p>
     <w:p>
       <w:r>
-        <w:t>Solution: GNM admission requires Class 12 (with science preferred).</w:t>
+        <w:t>Solution: ✅ Correct Answer: A. 10+2 (Class 12) with science | 🧠 Clinical Rationale: GNM admission requires Class 12 (with science preferred). | ❌ Why Not Others? | B — Class 8: not the appropriate nursing action here | C — Graduation: not the appropriate nursing action here | D — Post-graduation: not the appropriate nursing action here | ⚠️ Exam Trap: Read the exact question — the correct fact and its look-alike options are easy to interchange. | 💎 PNC Pearl: 10+2 (Class 12) with science → GNM admission requires Class 12 (with science preferred)</w:t>
       </w:r>
     </w:p>
     <w:p>
@@ -1654,7 +1654,7 @@
     </w:p>
     <w:p>
       <w:r>
-        <w:t>Solution: High potassium can cause fatal arrhythmias.</w:t>
+        <w:t>Solution: ✅ Correct Answer: A. Cardiac arrhythmias | 🧠 Clinical Rationale: High potassium can cause fatal arrhythmias. | ❌ Why Not Others? | B — Muscle cramps only: not the appropriate nursing action here | C — Weight gain: Low metabolism causes cold intolerance, weight gain, and bradycardia. | D — Bradycardia always: not the appropriate nursing action here | ⚠️ Exam Trap: Read the exact question — the correct fact and its look-alike options are easy to interchange. | 💎 PNC Pearl: Cardiac arrhythmias → High potassium can cause fatal arrhythmias</w:t>
       </w:r>
     </w:p>
     <w:p>
@@ -1699,7 +1699,7 @@
     </w:p>
     <w:p>
       <w:r>
-        <w:t>Solution: Factitious disorder (Munchausen) involves feigning illness for attention.</w:t>
+        <w:t>Solution: ✅ Correct Answer: A. Internal need to assume the sick role | 🧠 Clinical Rationale: Factitious disorder (Munchausen) involves feigning illness for attention. | ❌ Why Not Others? | B — External gain: not the appropriate nursing action here | C — Diet: INH depletes B6; supplement to prevent neuropathy. | D — Exercise: Calcium, vitamin D, and fall prevention maintain bone health. | ⚠️ Exam Trap: Read the exact question — the correct fact and its look-alike options are easy to interchange. | 💎 PNC Pearl: Internal need to assume the sick role → Factitious disorder (Munchausen) involves feigning illness for attention</w:t>
       </w:r>
     </w:p>
     <w:p>
@@ -1744,7 +1744,7 @@
     </w:p>
     <w:p>
       <w:r>
-        <w:t>Solution: Records support continuity, planning, and accountability.</w:t>
+        <w:t>Solution: ✅ Correct Answer: A. Recording visits, services, and outcomes | 🧠 Clinical Rationale: Records support continuity, planning, and accountability. | ❌ Why Not Others? | B — Paperwork only: not the appropriate nursing action here | C — Diet: INH depletes B6; supplement to prevent neuropathy. | D — Climate: NMSA promotes sustainable agriculture. | ⚠️ Exam Trap: Read the exact question — the correct fact and its look-alike options are easy to interchange. | 💎 PNC Pearl: Recording visits, services, and outcomes → Records support continuity, planning, and accountability</w:t>
       </w:r>
     </w:p>
     <w:p>
@@ -1789,7 +1789,7 @@
     </w:p>
     <w:p>
       <w:r>
-        <w:t>Solution: Reflection validates and deepens exploration.</w:t>
+        <w:t>Solution: ✅ Correct Answer: A. Mirroring the patient's emotion | 🧠 Clinical Rationale: Reflection validates and deepens exploration. | ❌ Why Not Others? | B — Parroting words: not the appropriate nursing action here | C — Diet: INH depletes B6; supplement to prevent neuropathy. | D — Exercise: Calcium, vitamin D, and fall prevention maintain bone health. | ⚠️ Exam Trap: Read the exact question — the correct fact and its look-alike options are easy to interchange. | 💎 PNC Pearl: Mirroring the patient's emotion → Reflection validates and deepens exploration</w:t>
       </w:r>
     </w:p>
     <w:p>
@@ -1834,7 +1834,7 @@
     </w:p>
     <w:p>
       <w:r>
-        <w:t>Solution: Colostrum is rich in secretory IgA, lactoferrin, and leukocytes, protecting the newborn from infection.</w:t>
+        <w:t>Solution: ✅ Correct Answer: A. Antibodies (IgA) and immunoprotection | 🧠 Clinical Rationale: Colostrum is rich in secretory IgA, lactoferrin, and leukocytes, protecting the newborn from infection. | ❌ Why Not Others? | B — Only water: not the correct first action | C — Iron in large amounts: not the correct first action | D — Vitamin K in excess: not the correct first action | ⚠️ Exam Trap: Read the exact question — the correct fact and its look-alike options are easy to interchange. | 💎 PNC Pearl: Antibodies (IgA) and immunoprotection → Colostrum is rich in secretory IgA, lactoferrin, and leukocytes, protecting the newborn from infection</w:t>
       </w:r>
     </w:p>
     <w:p>
@@ -1879,7 +1879,7 @@
     </w:p>
     <w:p>
       <w:r>
-        <w:t>Solution: Clean delivery, cord care, and early treatment prevent sepsis.</w:t>
+        <w:t>Solution: ✅ Correct Answer: A. Poor cord care and unclean delivery | 🧠 Clinical Rationale: Clean delivery, cord care, and early treatment prevent sepsis. | ❌ Why Not Others? | B — Vaccination: Absence of a scar does not mean no protection; check vaccination records. | C — Diet: INH depletes B6; supplement to prevent neuropathy. | D — Climate: NMSA promotes sustainable agriculture. | ⚠️ Exam Trap: Read the exact question — the correct fact and its look-alike options are easy to interchange. | 💎 PNC Pearl: Poor cord care and unclean delivery → Clean delivery, cord care, and early treatment prevent sepsis</w:t>
       </w:r>
     </w:p>
     <w:p>
@@ -1924,7 +1924,7 @@
     </w:p>
     <w:p>
       <w:r>
-        <w:t>Solution: The low bed position reduces fall injury risk when the client is alone.</w:t>
+        <w:t>Solution: ✅ Correct Answer: A. The client is unattended | 🧠 Clinical Rationale: The low bed position reduces fall injury risk when the client is alone. | ❌ Why Not Others? | B — Performing procedures: not the appropriate nursing action here | C — Changing linen: not the appropriate nursing action here | D — Always higher: not the appropriate nursing action here | ⚠️ Exam Trap: Read the exact question — the correct fact and its look-alike options are easy to interchange. | 💎 PNC Pearl: The client is unattended → The low bed position reduces fall injury risk when the client is alone</w:t>
       </w:r>
     </w:p>
     <w:p>
@@ -1969,7 +1969,7 @@
     </w:p>
     <w:p>
       <w:r>
-        <w:t>Solution: Young infants with fever need sepsis workup and antibiotics.</w:t>
+        <w:t>Solution: ✅ Correct Answer: A. Serious bacterial infection - evaluate fully | 🧠 Clinical Rationale: Young infants with fever need sepsis workup and antibiotics. | ❌ Why Not Others? | B — Benign viral always: not the appropriate nursing action here | C — Diet: INH depletes B6; supplement to prevent neuropathy. | D — Exercise: Calcium, vitamin D, and fall prevention maintain bone health. | ⚠️ Exam Trap: Read the exact question — the correct fact and its look-alike options are easy to interchange. | 💎 PNC Pearl: Serious bacterial infection - evaluate fully → Young infants with fever need sepsis workup and antibiotics</w:t>
       </w:r>
     </w:p>
     <w:p>
@@ -2014,7 +2014,7 @@
     </w:p>
     <w:p>
       <w:r>
-        <w:t>Solution: Chikungunya causes severe polyarthralgia; symptomatic treatment with paracetamol.</w:t>
+        <w:t>Solution: ✅ Correct Answer: A. Viral arthritis, usually self-limiting | 🧠 Clinical Rationale: Chikungunya causes severe polyarthralgia; symptomatic treatment with paracetamol. | ❌ Why Not Others? | B — Bacterial infection: Young infants with fever need sepsis workup and antibiotics. | C — Diet: INH depletes B6; supplement to prevent neuropathy. | D — Trauma: Birth trauma, episiotomy pain, and epidurals impair bladder sensation; monitor voiding closely. | ⚠️ Exam Trap: Read the exact question — the correct fact and its look-alike options are easy to interchange. | 💎 PNC Pearl: Viral arthritis, usually self-limiting → Chikungunya causes severe polyarthralgia; symptomatic treatment with paracetamol</w:t>
       </w:r>
     </w:p>
     <w:p>
@@ -2059,7 +2059,7 @@
     </w:p>
     <w:p>
       <w:r>
-        <w:t>Solution: Loss of immunoglobulins predisposes to peritonitis and cellulitis; also watch thrombosis.</w:t>
+        <w:t>Solution: ✅ Correct Answer: A. Infection | 🧠 Clinical Rationale: Loss of immunoglobulins predisposes to peritonitis and cellulitis; also watch thrombosis. | ❌ Why Not Others? | B — Fracture: Osteoporotic fragility most commonly causes hip, wrist, and vertebral fractures. | C — Obesity: Is BMI ≥30; overweight is 25-29.9. | D — Anaemia always: not the appropriate nursing action here | ⚠️ Exam Trap: Read the exact question — the correct fact and its look-alike options are easy to interchange. | 💎 PNC Pearl: Infection → Loss of immunoglobulins predisposes to peritonitis and cellulitis; also watch thrombosis</w:t>
       </w:r>
     </w:p>
     <w:p>
@@ -2104,7 +2104,7 @@
     </w:p>
     <w:p>
       <w:r>
-        <w:t>Solution: Men develop schizophrenia earlier (18-25) than women (25-35).</w:t>
+        <w:t>Solution: ✅ Correct Answer: A. Late teens to mid-20s | 🧠 Clinical Rationale: Men develop schizophrenia earlier (18-25) than women (25-35). | ❌ Why Not Others? | B — After 50: not the appropriate nursing action here | C — Childhood always: not the appropriate nursing action here | D — Infancy: Early detection, medical control, and surgery improve survival. | ⚠️ Exam Trap: Read the exact question — the correct fact and its look-alike options are easy to interchange. | 💎 PNC Pearl: Late teens to mid-20s → Men develop schizophrenia earlier (18-25) than women (25-35)</w:t>
       </w:r>
     </w:p>
     <w:p>
@@ -2149,7 +2149,7 @@
     </w:p>
     <w:p>
       <w:r>
-        <w:t>Solution: CO = SV × HR.</w:t>
+        <w:t>Solution: ✅ Correct Answer: A. Stroke volume × heart rate | 🧠 Clinical Rationale: CO = SV × HR. | ❌ Why Not Others? | B — Blood pressure × resistance: not the appropriate nursing action here | C — Heart rate ÷ stroke volume: not the appropriate nursing action here | D — Systolic + diastolic: not the appropriate nursing action here | ⚠️ Exam Trap: Don’t confuse "Stroke volume × heart rate" with "Heart rate ÷ stroke volume" — they look alike and are easy to interchange. | 💎 PNC Pearl: Stroke volume × heart rate → CO = SV × HR</w:t>
       </w:r>
     </w:p>
     <w:p>
@@ -2194,7 +2194,7 @@
     </w:p>
     <w:p>
       <w:r>
-        <w:t>Solution: The atlas (C1) supports the skull.</w:t>
+        <w:t>Solution: ✅ Correct Answer: A. First cervical vertebra | 🧠 Clinical Rationale: The atlas (C1) supports the skull. | ❌ Why Not Others? | B — Last lumbar vertebra: not the appropriate nursing action here | C — Sacrum: The sacrum bears the most pressure when supine. | D — Sternum: The sternum anchors the ribs. | ⚠️ Exam Trap: Read the exact question — the correct fact and its look-alike options are easy to interchange. | 💎 PNC Pearl: First cervical vertebra → The atlas (C1) supports the skull</w:t>
       </w:r>
     </w:p>
     <w:p>
@@ -2239,7 +2239,7 @@
     </w:p>
     <w:p>
       <w:r>
-        <w:t>Solution: Magnesium toxicity depresses respiration and reflexes; monitor urine output, reflexes, and respirations.</w:t>
+        <w:t>Solution: ✅ Correct Answer: A. Respiratory depression from overdose | 🧠 Clinical Rationale: Magnesium toxicity depresses respiration and reflexes; monitor urine output, reflexes, and respirations. | ❌ Why Not Others? | B — Hypoglycaemia: Insulin secretagogues cause hypoglycaemia, especially with missed meals or renal impairment. | C — Hypertension: Chronic hypertension causes most spontaneous intracerebral bleeds. | D — Fever: Temperatures above 38°C are fever (pyrexia); &gt;41°C is hyperpyrexia. | ⚠️ Exam Trap: Read the exact question — the correct fact and its look-alike options are easy to interchange. | 💎 PNC Pearl: Respiratory depression from overdose → Magnesium toxicity depresses respiration and reflexes; monitor urine output, reflexes, and respirations</w:t>
       </w:r>
     </w:p>
     <w:p>
@@ -2284,7 +2284,7 @@
     </w:p>
     <w:p>
       <w:r>
-        <w:t>Solution: Eosinophils fight parasites and mark allergy.</w:t>
+        <w:t>Solution: ✅ Correct Answer: A. Allergic conditions and parasitic infections | 🧠 Clinical Rationale: Eosinophils fight parasites and mark allergy. | ❌ Why Not Others? | B — Bacterial infection only: not the appropriate nursing action here | C — Anaemia: Affects more than half of pregnant women in India. | D — Dehydration: Depressed fontanelle with poor skin turgor indicates dehydration. | ⚠️ Exam Trap: Read the exact question — the correct fact and its look-alike options are easy to interchange. | 💎 PNC Pearl: Allergic conditions and parasitic infections → Eosinophils fight parasites and mark allergy</w:t>
       </w:r>
     </w:p>
     <w:p>
@@ -2329,7 +2329,7 @@
     </w:p>
     <w:p>
       <w:r>
-        <w:t>Solution: IFA prevents maternal anaemia and birth defects.</w:t>
+        <w:t>Solution: ✅ Correct Answer: A. Prevent anaemia and neural tube defects | 🧠 Clinical Rationale: IFA prevents maternal anaemia and birth defects. | ❌ Why Not Others? | B — Increase BP: not the appropriate nursing action here | C — Reduce weight: not the appropriate nursing action here | D — Induce sleep: not the appropriate nursing action here | ⚠️ Exam Trap: Read the exact question — the correct fact and its look-alike options are easy to interchange. | 💎 PNC Pearl: Prevent anaemia and neural tube defects → IFA prevents maternal anaemia and birth defects</w:t>
       </w:r>
     </w:p>
     <w:p>
@@ -2374,7 +2374,7 @@
     </w:p>
     <w:p>
       <w:r>
-        <w:t>Solution: HLA matching reduces transplant rejection.</w:t>
+        <w:t>Solution: ✅ Correct Answer: A. Human leukocyte antigens (MHC) | 🧠 Clinical Rationale: HLA matching reduces transplant rejection. | ❌ Why Not Others? | B — Hormone levels: not the appropriate nursing action here | C — Liver enzymes: Statin myopathy and hepatotoxicity need monitoring. | D — Blood cells: A, B, AB, and O types depend on RBC surface antigens. | ⚠️ Exam Trap: Read the exact question — the correct fact and its look-alike options are easy to interchange. | 💎 PNC Pearl: Human leukocyte antigens (MHC) → HLA matching reduces transplant rejection</w:t>
       </w:r>
     </w:p>
     <w:p>
@@ -2419,7 +2419,7 @@
     </w:p>
     <w:p>
       <w:r>
-        <w:t>Solution: Positioning promotes drainage and comfort; specific postures depend on the lobe.</w:t>
+        <w:t>Solution: ✅ Correct Answer: A. On the unaffected side or upright (as tolerated) | 🧠 Clinical Rationale: Positioning promotes drainage and comfort; specific postures depend on the lobe. | ❌ Why Not Others? | B — On the affected side always: not the appropriate nursing action here | C — Prone: IHIP provides case-based, real-time disease surveillance. | D — Head down: not the appropriate nursing action here | ⚠️ Exam Trap: Don’t confuse "On the unaffected side or upright (as tolerated)" with "On the affected side always" — they look alike and are easy to interchange. | 💎 PNC Pearl: On the unaffected side or upright (as tolerated) → Positioning promotes drainage and comfort; specific postures depend on the lobe</w:t>
       </w:r>
     </w:p>
     <w:p>
@@ -2464,7 +2464,7 @@
     </w:p>
     <w:p>
       <w:r>
-        <w:t>Solution: Neutropenic precautions: private room, no fresh flowers, avoid crowds, strict hand hygiene.</w:t>
+        <w:t>Solution: ✅ Correct Answer: A. Protective (reverse) isolation with strict hand hygiene | 🧠 Clinical Rationale: Neutropenic precautions: private room, no fresh flowers, avoid crowds, strict hand hygiene. | ❌ Why Not Others? | B — Airborne precautions: Varicella (chickenpox) spreads by airborne droplet nuclei, requiring airborne precautions. | C — Droplet precautions: Neisseria meningitidis spreads by droplets; droplet precautions for the first 24 hours of effective antibio... | D — No precautions: not the appropriate nursing action here | ⚠️ Exam Trap: Read the exact question — the correct fact and its look-alike options are easy to interchange. | 💎 PNC Pearl: Protective (reverse) isolation with strict hand hygiene → Neutropenic precautions: private room, no fresh flowers, avoid crowds, strict hand hygiene</w:t>
       </w:r>
     </w:p>
     <w:p>
@@ -2509,7 +2509,7 @@
     </w:p>
     <w:p>
       <w:r>
-        <w:t>Solution: The PCT reabsorbs most glucose, water, and electrolytes.</w:t>
+        <w:t>Solution: ✅ Correct Answer: A. Proximal convoluted tubule | 🧠 Clinical Rationale: The PCT reabsorbs most glucose, water, and electrolytes. | ❌ Why Not Others? | B — Loop of Henle: Filtration occurs across the glomerular endothelium, basement membrane, and podocyte slits; the loop of Hen... | C — Collecting duct: Filtrate flows PCT → loop of Henle → DCT → collecting duct. | D — Bladder: Keeping the bag below the bladder prevents reflux of urine. | ⚠️ Exam Trap: Read the exact question — the correct fact and its look-alike options are easy to interchange. | 💎 PNC Pearl: Proximal convoluted tubule → The PCT reabsorbs most glucose, water, and electrolytes</w:t>
       </w:r>
     </w:p>
     <w:p>
@@ -2554,7 +2554,7 @@
     </w:p>
     <w:p>
       <w:r>
-        <w:t>Solution: Remove carefully or refer to ENT.</w:t>
+        <w:t>Solution: ✅ Correct Answer: A. Insertion of small objects | 🧠 Clinical Rationale: Remove carefully or refer to ENT. | ❌ Why Not Others? | B — Diet: INH depletes B6; supplement to prevent neuropathy. | C — Exercise: Calcium, vitamin D, and fall prevention maintain bone health. | D — Vaccination: Absence of a scar does not mean no protection; check vaccination records. | ⚠️ Exam Trap: Read the exact question — the correct fact and its look-alike options are easy to interchange. | 💎 PNC Pearl: Insertion of small objects → Remove carefully or refer to ENT</w:t>
       </w:r>
     </w:p>
     <w:p>
@@ -2599,7 +2599,7 @@
     </w:p>
     <w:p>
       <w:r>
-        <w:t>Solution: Rotavirus is the leading cause of childhood diarrhoea; vaccines prevent it.</w:t>
+        <w:t>Solution: ✅ Correct Answer: A. Rotavirus | 🧠 Clinical Rationale: Rotavirus is the leading cause of childhood diarrhoea; vaccines prevent it. | ❌ Why Not Others? | B — Norovirus: Spreads rapidly in closed settings; hygiene controls it. | C — Adenovirus always: not the appropriate nursing action here | D — Enterovirus: Polio causes flaccid paralysis; OPV/IPV eradicated it in India. | ⚠️ Exam Trap: Read the exact question — the correct fact and its look-alike options are easy to interchange. | 💎 PNC Pearl: Rotavirus is the leading cause of childhood diarrhoea; vaccines prevent it.</w:t>
       </w:r>
     </w:p>
     <w:p>
@@ -2644,7 +2644,7 @@
     </w:p>
     <w:p>
       <w:r>
-        <w:t>Solution: Lectures with aids efficiently reach large groups.</w:t>
+        <w:t>Solution: ✅ Correct Answer: A. Lecture with AV aids | 🧠 Clinical Rationale: Lectures with aids efficiently reach large groups. | ❌ Why Not Others? | B — Individual tutoring: not the appropriate nursing action here | C — Role play only: not the appropriate nursing action here | D — Bedside clinic: Bedside clinics apply theory to real patient care. | ⚠️ Exam Trap: Read the exact question — the correct fact and its look-alike options are easy to interchange. | 💎 PNC Pearl: Lecture with AV aids → Lectures with aids efficiently reach large groups</w:t>
       </w:r>
     </w:p>
     <w:p>
@@ -2689,7 +2689,7 @@
     </w:p>
     <w:p>
       <w:r>
-        <w:t>Solution: Transfer (gait) belts steady patients during movement.</w:t>
+        <w:t>Solution: ✅ Correct Answer: A. Support a patient during transfer | 🧠 Clinical Rationale: Transfer (gait) belts steady patients during movement. | ❌ Why Not Others? | B — Measure the waist: not the appropriate nursing action here | C — Cool the back: not the appropriate nursing action here | D — Hold the gown: not the appropriate nursing action here | ⚠️ Exam Trap: Read the exact question — the correct fact and its look-alike options are easy to interchange. | 💎 PNC Pearl: Support a patient during transfer → Transfer (gait) belts steady patients during movement</w:t>
       </w:r>
     </w:p>
     <w:p>
@@ -2734,7 +2734,7 @@
     </w:p>
     <w:p>
       <w:r>
-        <w:t>Solution: Gloving technique preserves sterility.</w:t>
+        <w:t>Solution: ✅ Correct Answer: A. After the sterile gown, using sterile technique | 🧠 Clinical Rationale: Gloving technique preserves sterility. | ❌ Why Not Others? | B — Before washing hands: not the appropriate nursing action here | C — Bare-handed: not the appropriate nursing action here | D — After touching the field: not the appropriate nursing action here | ⚠️ Exam Trap: Don’t confuse "After the sterile gown, using sterile technique" with "After touching the field" — they look alike and are easy to interchange. | 💎 PNC Pearl: After the sterile gown, using sterile technique → Gloving technique preserves sterility</w:t>
       </w:r>
     </w:p>
     <w:p>
@@ -2779,7 +2779,7 @@
     </w:p>
     <w:p>
       <w:r>
-        <w:t>Solution: Axillary readings are safe and non-invasive.</w:t>
+        <w:t>Solution: ✅ Correct Answer: A. The oral site is contraindicated (e.g., after oral surgery) | 🧠 Clinical Rationale: Axillary readings are safe and non-invasive. | ❌ Why Not Others? | B — A core reading is required: not the appropriate nursing action here | C — The patient is awake: not the appropriate nursing action here | D — The rectal site is preferred: not the appropriate nursing action here | ⚠️ Exam Trap: Don’t confuse "The oral site is contraindicated (e.g., after oral surgery)" with "The rectal site is preferred" — they look alike and are easy to interchange. | 💎 PNC Pearl: The oral site is contraindicated (e.g., after oral surgery) → Axillary readings are safe and non-invasive</w:t>
       </w:r>
     </w:p>
     <w:p>
@@ -2824,7 +2824,7 @@
     </w:p>
     <w:p>
       <w:r>
-        <w:t>Solution: Advocacy ensures patients' needs and rights are respected.</w:t>
+        <w:t>Solution: ✅ Correct Answer: A. Protect patient rights and safety | 🧠 Clinical Rationale: Advocacy ensures patients' needs and rights are respected. | ❌ Why Not Others? | B — Ignore concerns: not the appropriate nursing action here | C — Support staff only: not the appropriate nursing action here | D — Avoid conflicts: not the appropriate nursing action here | ⚠️ Exam Trap: Read the exact question — the correct fact and its look-alike options are easy to interchange. | 💎 PNC Pearl: Protect patient rights and safety → Advocacy ensures patients' needs and rights are respected</w:t>
       </w:r>
     </w:p>
     <w:p>
@@ -2869,7 +2869,7 @@
     </w:p>
     <w:p>
       <w:r>
-        <w:t>Solution: Flumazenil reverses benzodiazepines.</w:t>
+        <w:t>Solution: ✅ Correct Answer: A. Flumazenil | 🧠 Clinical Rationale: Flumazenil reverses benzodiazepines. | ❌ Why Not Others? | B — Naloxone: Reverses opioid-induced respiratory depression. | C — Protamine: Neutralises heparin; vitamin K reverses warfarin. | D — Glucagon: From alpha cells raises blood glucose. | ⚠️ Exam Trap: Read the exact question — the correct fact and its look-alike options are easy to interchange. | 💎 PNC Pearl: Flumazenil → reverses benzodiazepines</w:t>
       </w:r>
     </w:p>
     <w:p>
@@ -2914,7 +2914,7 @@
     </w:p>
     <w:p>
       <w:r>
-        <w:t>Solution: IM injections use a 90° angle; SC uses 45-90°.</w:t>
+        <w:t>Solution: ✅ Correct Answer: A. 90 degrees | 🧠 Clinical Rationale: IM injections use a 90° angle; SC uses 45-90°. | ❌ Why Not Others? | B — 45 degrees: Elevation prevents regurgitation and aspiration. | C — 15 degrees: Intradermal injections go just under the epidermis. | D — 10 degrees: not the appropriate nursing action here | ⚠️ Exam Trap: Read the exact question — the correct fact and its look-alike options are easy to interchange. | 💎 PNC Pearl: 90 degrees → IM injections use a 90° angle; SC uses 45-90°</w:t>
       </w:r>
     </w:p>
     <w:p>
@@ -2959,7 +2959,7 @@
     </w:p>
     <w:p>
       <w:r>
-        <w:t>Solution: Febrile reactions (fever, chills) are most common, from donor WBC antibodies; treat symptomatically.</w:t>
+        <w:t>Solution: ✅ Correct Answer: A. Febrile non-haemolytic reaction | 🧠 Clinical Rationale: Febrile reactions (fever, chills) are most common, from donor WBC antibodies; treat symptomatically. | ❌ Why Not Others? | B — Acute haemolysis: not the appropriate nursing action here | C — Anaphylaxis: Is a life-threatening emergency. | D — TRALI: not the appropriate nursing action here | ⚠️ Exam Trap: Read the exact question — the correct fact and its look-alike options are easy to interchange. | 💎 PNC Pearl: Febrile non-haemolytic reaction → Febrile reactions (fever, chills) are most common, from donor WBC antibodies; treat symptomatically</w:t>
       </w:r>
     </w:p>
     <w:p>
@@ -3004,7 +3004,7 @@
     </w:p>
     <w:p>
       <w:r>
-        <w:t>Solution: ORS, zinc, and continued feeding; antibiotics only for specific infections.</w:t>
+        <w:t>Solution: ✅ Correct Answer: A. Infectious gastroenteritis | 🧠 Clinical Rationale: ORS, zinc, and continued feeding; antibiotics only for specific infections. | ❌ Why Not Others? | B — IBD always: not the appropriate nursing action here | C — Diet: INH depletes B6; supplement to prevent neuropathy. | D — Exercise: Calcium, vitamin D, and fall prevention maintain bone health. | ⚠️ Exam Trap: Read the exact question — the correct fact and its look-alike options are easy to interchange. | 💎 PNC Pearl: Infectious gastroenteritis → ORS, zinc, and continued feeding; antibiotics only for specific infections</w:t>
       </w:r>
     </w:p>
     <w:p>
@@ -3049,7 +3049,7 @@
     </w:p>
     <w:p>
       <w:r>
-        <w:t>Solution: Incidence measures new events; prevalence measures existing cases.</w:t>
+        <w:t>Solution: ✅ Correct Answer: A. New cases occurring in a population over a period | 🧠 Clinical Rationale: Incidence measures new events; prevalence measures existing cases. | ❌ Why Not Others? | B — All existing cases at a point: not the appropriate nursing action here | C — Deaths only: not the appropriate nursing action here | D — Recoveries only: not the appropriate nursing action here | ⚠️ Exam Trap: Read the exact question — the correct fact and its look-alike options are easy to interchange. | 💎 PNC Pearl: New cases occurring in a population over a period → Incidence measures new events; prevalence measures existing cases</w:t>
       </w:r>
     </w:p>
     <w:p>
@@ -3094,7 +3094,7 @@
     </w:p>
     <w:p>
       <w:r>
-        <w:t>Solution: Never put objects in the mouth or restrain.</w:t>
+        <w:t>Solution: ✅ Correct Answer: A. Protecting from injury, side-lying, timing | 🧠 Clinical Rationale: Never put objects in the mouth or restrain. | ❌ Why Not Others? | B — Restraining: not the first aid | C — Diet: INH depletes B6; supplement to prevent neuropathy. — not the first aid | D — Climate: NMSA promotes sustainable agriculture. — not the first aid | ⚠️ Exam Trap: Read the exact question — the correct fact and its look-alike options are easy to interchange. | 💎 PNC Pearl: Protecting from injury, side-lying, timing = the first aid</w:t>
       </w:r>
     </w:p>
     <w:p>
@@ -3139,7 +3139,7 @@
     </w:p>
     <w:p>
       <w:r>
-        <w:t>Solution: Cirrhosis from alcohol and viral hepatitis leads to liver failure.</w:t>
+        <w:t>Solution: ✅ Correct Answer: A. Cirrhosis | 🧠 Clinical Rationale: Cirrhosis from alcohol and viral hepatitis leads to liver failure. | ❌ Why Not Others? | B — Acute hepatitis: not the appropriate nursing action here | C — Budd-Chiari: not the appropriate nursing action here | D — Drugs: Alcohol and hepatotoxic drugs worsen liver damage. | ⚠️ Exam Trap: Read the exact question — the correct fact and its look-alike options are easy to interchange. | 💎 PNC Pearl: Cirrhosis → from alcohol and viral hepatitis leads to liver failure</w:t>
       </w:r>
     </w:p>
     <w:p>
@@ -3184,7 +3184,7 @@
     </w:p>
     <w:p>
       <w:r>
-        <w:t>Solution: Counselling couples improves contraceptive use.</w:t>
+        <w:t>Solution: ✅ Correct Answer: A. Education and spousal communication | 🧠 Clinical Rationale: Counselling couples improves contraceptive use. | ❌ Why Not Others? | B — Genetics: Diet and heredity drive LDL; statins and lifestyle lower it. | C — Climate: NMSA promotes sustainable agriculture. | D — Diet: INH depletes B6; supplement to prevent neuropathy. | ⚠️ Exam Trap: Read the exact question — the correct fact and its look-alike options are easy to interchange. | 💎 PNC Pearl: Education and spousal communication → Counselling couples improves contraceptive use</w:t>
       </w:r>
     </w:p>
     <w:p>
@@ -3229,7 +3229,7 @@
     </w:p>
     <w:p>
       <w:r>
-        <w:t>Solution: TTN from delayed clearance of lung fluid is common after caesarean; RDS dominates in preterm infants.</w:t>
+        <w:t>Solution: ✅ Correct Answer: A. Transient tachypnoea of the newborn | 🧠 Clinical Rationale: TTN from delayed clearance of lung fluid is common after caesarean; RDS dominates in preterm infants. | ❌ Why Not Others? | B — RDS always: not the appropriate nursing action here | C — Pneumothorax always: not the appropriate nursing action here | D — Diaphragmatic hernia: not the appropriate nursing action here | ⚠️ Exam Trap: Read the exact question — the correct fact and its look-alike options are easy to interchange. | 💎 PNC Pearl: Transient tachypnoea of the newborn → TTN from delayed clearance of lung fluid is common after caesarean; RDS dominates in preterm infants</w:t>
       </w:r>
     </w:p>
     <w:p>
@@ -3274,7 +3274,7 @@
     </w:p>
     <w:p>
       <w:r>
-        <w:t>Solution: Oxygen supports combustion; fire safety is critical.</w:t>
+        <w:t>Solution: ✅ Correct Answer: A. Away from flames and heat | 🧠 Clinical Rationale: Oxygen supports combustion; fire safety is critical. | ❌ Why Not Others? | B — Near the stove: not the appropriate nursing action here | C — In direct sunlight: not the appropriate nursing action here | D — Under the bed freely: not the appropriate nursing action here | ⚠️ Exam Trap: Read the exact question — the correct fact and its look-alike options are easy to interchange. | 💎 PNC Pearl: Away from flames and heat → Oxygen supports combustion; fire safety is critical</w:t>
       </w:r>
     </w:p>
     <w:p>
@@ -3319,7 +3319,7 @@
     </w:p>
     <w:p>
       <w:r>
-        <w:t>Solution: Low-fat diet reduces biliary colic.</w:t>
+        <w:t>Solution: ✅ Correct Answer: A. Avoid fatty meals and report severe pain | 🧠 Clinical Rationale: Low-fat diet reduces biliary colic. | ❌ Why Not Others? | B — Eat fried foods: not the appropriate nursing action here | C — Ignore pain: not the appropriate nursing action here | D — Fast: Under IMNCI, fast breathing (≥60/min) and chest indrawing or danger signs classify severe pneumonia. | ⚠️ Exam Trap: Read the exact question — the correct fact and its look-alike options are easy to interchange. | 💎 PNC Pearl: Avoid fatty meals and report severe pain → Low-fat diet reduces biliary colic</w:t>
       </w:r>
     </w:p>
     <w:p>
@@ -3364,7 +3364,7 @@
     </w:p>
     <w:p>
       <w:r>
-        <w:t>Solution: Screen electrolytes, TSH, glucose, and toxicology.</w:t>
+        <w:t>Solution: ✅ Correct Answer: A. Excluding medical causes (thyroid, glucose, drugs) | 🧠 Clinical Rationale: Screen electrolytes, TSH, glucose, and toxicology. | ❌ Why Not Others? | B — Routine only: not the appropriate nursing action here | C — Diet: INH depletes B6; supplement to prevent neuropathy. | D — Exercise: Calcium, vitamin D, and fall prevention maintain bone health. | ⚠️ Exam Trap: Read the exact question — the correct fact and its look-alike options are easy to interchange. | 💎 PNC Pearl: Excluding medical causes (thyroid, glucose, drugs) → Screen electrolytes, TSH, glucose, and toxicology</w:t>
       </w:r>
     </w:p>
     <w:p>
@@ -3409,7 +3409,7 @@
     </w:p>
     <w:p>
       <w:r>
-        <w:t>Solution: Neurotransmitters cross the synaptic cleft.</w:t>
+        <w:t>Solution: ✅ Correct Answer: A. Gap between neurons where signals pass | 🧠 Clinical Rationale: Neurotransmitters cross the synaptic cleft. | ❌ Why Not Others? | B — Nerve cell body: not the appropriate nursing action here | C — Axon tip only: not the appropriate nursing action here | D — Myelin sheath: Myelin, formed by oligodendrocytes (CNS) and Schwann cells (PNS), enables saltatory conduction. | ⚠️ Exam Trap: Read the exact question — the correct fact and its look-alike options are easy to interchange. | 💎 PNC Pearl: Gap between neurons where signals pass → Neurotransmitters cross the synaptic cleft</w:t>
       </w:r>
     </w:p>
     <w:p>
@@ -3454,7 +3454,7 @@
     </w:p>
     <w:p>
       <w:r>
-        <w:t>Solution: MUAC screening identifies SAM for urgent treatment.</w:t>
+        <w:t>Solution: ✅ Correct Answer: A. MUAC below 11.5 cm or weight-for-height below -3 SD | 🧠 Clinical Rationale: MUAC screening identifies SAM for urgent treatment. | ❌ Why Not Others? | B — BMI above 25: not the appropriate nursing action here | C — Waist circumference: not the appropriate nursing action here | D — Skin fold: not the appropriate nursing action here | ⚠️ Exam Trap: Read the exact question — the correct fact and its look-alike options are easy to interchange. | 💎 PNC Pearl: MUAC below 11.5 cm or weight-for-height below -3 SD → MUAC screening identifies SAM for urgent treatment</w:t>
       </w:r>
     </w:p>
     <w:p>
@@ -3499,7 +3499,7 @@
     </w:p>
     <w:p>
       <w:r>
-        <w:t>Solution: IGNOAPS provides old-age pensions.</w:t>
+        <w:t>Solution: ✅ Correct Answer: A. National Social Assistance Programme (pensions) | 🧠 Clinical Rationale: IGNOAPS provides old-age pensions. | ❌ Why Not Others? | B — ICDS: Anganwadi Workers deliver ICDS services. | C — Mid-day meal: not the appropriate nursing action here | D — Maternity benefit: PM Matru Vandana Yojana supports pregnant and lactating women. | ⚠️ Exam Trap: Read the exact question — the correct fact and its look-alike options are easy to interchange. | 💎 PNC Pearl: National Social Assistance Programme (pensions) → IGNOAPS provides old-age pensions</w:t>
       </w:r>
     </w:p>
     <w:p>
@@ -3544,7 +3544,7 @@
     </w:p>
     <w:p>
       <w:r>
-        <w:t>Solution: Reduced placental perfusion (contractions, abruption, cord compression) causes foetal hypoxia.</w:t>
+        <w:t>Solution: ✅ Correct Answer: A. Uteroplacental insufficiency | 🧠 Clinical Rationale: Reduced placental perfusion (contractions, abruption, cord compression) causes foetal hypoxia. | ❌ Why Not Others? | B — Cephalopelvic disproportion only: not the appropriate nursing action here | C — Maternal fever: not the appropriate nursing action here | D — Polyhydramnios: not the appropriate nursing action here | ⚠️ Exam Trap: Read the exact question — the correct fact and its look-alike options are easy to interchange. | 💎 PNC Pearl: Uteroplacental insufficiency → Reduced placental perfusion (contractions, abruption, cord compression) causes foetal hypoxia</w:t>
       </w:r>
     </w:p>
     <w:p>
@@ -3589,7 +3589,7 @@
     </w:p>
     <w:p>
       <w:r>
-        <w:t>Solution: Sympathetic arousal prepares the body for threat.</w:t>
+        <w:t>Solution: ✅ Correct Answer: A. Sympathetic nervous system | 🧠 Clinical Rationale: Sympathetic arousal prepares the body for threat. | ❌ Why Not Others? | B — Parasympathetic system: not the appropriate nursing action here | C — Somatic system: not the appropriate nursing action here | D — Enteric system: not the appropriate nursing action here | ⚠️ Exam Trap: Read the exact question — the correct fact and its look-alike options are easy to interchange. | 💎 PNC Pearl: Sympathetic nervous system → Sympathetic arousal prepares the body for threat</w:t>
       </w:r>
     </w:p>
     <w:p>
@@ -3634,7 +3634,7 @@
     </w:p>
     <w:p>
       <w:r>
-        <w:t>Solution: Pyridoxine supports neurotransmitter synthesis.</w:t>
+        <w:t>Solution: ✅ Correct Answer: A. Amino acid metabolism and nerve function | 🧠 Clinical Rationale: Pyridoxine supports neurotransmitter synthesis. | ❌ Why Not Others? | B — Blood clotting: Platelets form plugs in haemostasis. | C — Vision: Acute closed-angle glaucoma is an emergency (fixed mid-dilated pupil, nausea); treat to prevent blindness. | D — Calcium absorption: not the appropriate nursing action here | ⚠️ Exam Trap: Read the exact question — the correct fact and its look-alike options are easy to interchange. | 💎 PNC Pearl: Amino acid metabolism and nerve function → Pyridoxine supports neurotransmitter synthesis</w:t>
       </w:r>
     </w:p>
     <w:p>
@@ -3679,7 +3679,7 @@
     </w:p>
     <w:p>
       <w:r>
-        <w:t>Solution: They protect the upper airway.</w:t>
+        <w:t>Solution: ✅ Correct Answer: A. Collections of lymphoid tissue guarding the throat | 🧠 Clinical Rationale: They protect the upper airway. | ❌ Why Not Others? | B — Salivary glands: not the appropriate nursing action here | C — Bones: Calcium and phosphorus mineralize bone together. | D — Teeth: Calcium and phosphorus mineralize bone together. | ⚠️ Exam Trap: Read the exact question — the correct fact and its look-alike options are easy to interchange. | 💎 PNC Pearl: Collections of lymphoid tissue guarding the throat → They protect the upper airway</w:t>
       </w:r>
     </w:p>
     <w:p>
@@ -3724,7 +3724,7 @@
     </w:p>
     <w:p>
       <w:r>
-        <w:t>Solution: Most complaints stem from poor communication and expectations.</w:t>
+        <w:t>Solution: ✅ Correct Answer: A. Communication problems | 🧠 Clinical Rationale: Most complaints stem from poor communication and expectations. | ❌ Why Not Others? | B — Cleanliness always: not the appropriate nursing action here | C — Food always: not the appropriate nursing action here | D — Parking: not the appropriate nursing action here | ⚠️ Exam Trap: Read the exact question — the correct fact and its look-alike options are easy to interchange. | 💎 PNC Pearl: Communication problems → Most complaints stem from poor communication and expectations</w:t>
       </w:r>
     </w:p>
     <w:p>
@@ -3769,7 +3769,7 @@
     </w:p>
     <w:p>
       <w:r>
-        <w:t>Solution: Botulinum toxin causes descending paralysis; antitoxin is urgent.</w:t>
+        <w:t>Solution: ✅ Correct Answer: A. Clostridium botulinum toxin | 🧠 Clinical Rationale: Botulinum toxin causes descending paralysis; antitoxin is urgent. | ❌ Why Not Others? | B — C. tetani: not the appropriate nursing action here | C — C. perfringens: not the appropriate nursing action here | D — Staphylococcus: Keep the cord clean and dry; treat cellulitis with antibiotics. | ⚠️ Exam Trap: Read the exact question — the correct fact and its look-alike options are easy to interchange. | 💎 PNC Pearl: Clostridium botulinum toxin → Botulinum toxin causes descending paralysis; antitoxin is urgent</w:t>
       </w:r>
     </w:p>
     <w:p>
@@ -3814,7 +3814,7 @@
     </w:p>
     <w:p>
       <w:r>
-        <w:t>Solution: Nasal cannulas are used for low-flow oxygen (1-6 L/min).</w:t>
+        <w:t>Solution: ✅ Correct Answer: A. 1-6 L/min | 🧠 Clinical Rationale: Nasal cannulas are used for low-flow oxygen (1-6 L/min). | ❌ Why Not Others? | B — 10-15 L/min: not the appropriate nursing action here | C — 20-30 L/min: not the appropriate nursing action here | D — 40-60 L/min: not the appropriate nursing action here | ⚠️ Exam Trap: Read the exact question — the correct fact and its look-alike options are easy to interchange. | 💎 PNC Pearl: 1-6 L/min → Nasal cannulas are used for low-flow oxygen ( )</w:t>
       </w:r>
     </w:p>
     <w:p>
@@ -3859,7 +3859,7 @@
     </w:p>
     <w:p>
       <w:r>
-        <w:t>Solution: DMHP provides decentralized care with trained personnel.</w:t>
+        <w:t>Solution: ✅ Correct Answer: A. OPD, counselling, and referral at district hospitals | 🧠 Clinical Rationale: DMHP provides decentralized care with trained personnel. | ❌ Why Not Others? | B — Only tertiary care: not the appropriate nursing action here | C — Diet: INH depletes B6; supplement to prevent neuropathy. | D — Exercise: Calcium, vitamin D, and fall prevention maintain bone health. | ⚠️ Exam Trap: Read the exact question — the correct fact and its look-alike options are easy to interchange. | 💎 PNC Pearl: OPD, counselling, and referral at district hospitals → DMHP provides decentralized care with trained personnel</w:t>
       </w:r>
     </w:p>
     <w:p>
@@ -3904,7 +3904,7 @@
     </w:p>
     <w:p>
       <w:r>
-        <w:t>Solution: Store poisons safely and treat promptly.</w:t>
+        <w:t>Solution: ✅ Correct Answer: A. Delayed recognition and treatment | 🧠 Clinical Rationale: Store poisons safely and treat promptly. | ❌ Why Not Others? | B — Diet: INH depletes B6; supplement to prevent neuropathy. | C — Exercise: Calcium, vitamin D, and fall prevention maintain bone health. | D — Vaccination: Absence of a scar does not mean no protection; check vaccination records. | ⚠️ Exam Trap: Read the exact question — the correct fact and its look-alike options are easy to interchange. | 💎 PNC Pearl: Delayed recognition and treatment → Store poisons safely and treat promptly</w:t>
       </w:r>
     </w:p>
     <w:p>
@@ -3949,7 +3949,7 @@
     </w:p>
     <w:p>
       <w:r>
-        <w:t>Solution: Proper cuff size ensures accurate readings.</w:t>
+        <w:t>Solution: ✅ Correct Answer: A. The bladder covers about 80% of the arm circumference | 🧠 Clinical Rationale: Proper cuff size ensures accurate readings. | ❌ Why Not Others? | B — It is always the same size: not the appropriate nursing action here | C — It is larger than the arm: not the appropriate nursing action here | D — It is very small: not the appropriate nursing action here | ⚠️ Exam Trap: Don’t confuse "The bladder covers about 80% of the arm circumference" with "It is larger than the arm" — they look alike and are easy to interchange. | 💎 PNC Pearl: The bladder covers about 80% of the arm circumference → Proper cuff size ensures accurate readings</w:t>
       </w:r>
     </w:p>
     <w:p>
@@ -3994,7 +3994,7 @@
     </w:p>
     <w:p>
       <w:r>
-        <w:t>Solution: Caloric surplus with inactivity drives obesity.</w:t>
+        <w:t>Solution: ✅ Correct Answer: A. Energy intake exceeding expenditure | 🧠 Clinical Rationale: Caloric surplus with inactivity drives obesity. | ❌ Why Not Others? | B — Genetics only: not the appropriate nursing action here | C — Diet only: not the appropriate nursing action here | D — Exercise: Calcium, vitamin D, and fall prevention maintain bone health. | ⚠️ Exam Trap: Read the exact question — the correct fact and its look-alike options are easy to interchange. | 💎 PNC Pearl: Energy intake exceeding expenditure → Caloric surplus with inactivity drives obesity</w:t>
       </w:r>
     </w:p>
     <w:p>
@@ -4039,7 +4039,7 @@
     </w:p>
     <w:p>
       <w:r>
-        <w:t>Solution: PHC is essential, accessible, acceptable, and affordable.</w:t>
+        <w:t>Solution: ✅ Correct Answer: A. Equity, participation, intersectoral action, and appropriate technology | 🧠 Clinical Rationale: PHC is essential, accessible, acceptable, and affordable. | ❌ Why Not Others? | B — Profit: not the appropriate nursing action here | C — Diet: INH depletes B6; supplement to prevent neuropathy. | D — Climate: NMSA promotes sustainable agriculture. | ⚠️ Exam Trap: Read the exact question — the correct fact and its look-alike options are easy to interchange. | 💎 PNC Pearl: Equity, participation, intersectoral action, and appropriate technology → PHC is essential, accessible, acceptable, and affordable</w:t>
       </w:r>
     </w:p>
     <w:p>
@@ -4084,7 +4084,7 @@
     </w:p>
     <w:p>
       <w:r>
-        <w:t>Solution: IUCDs may cause heavier periods (Cu-T) or spotting; fertility returns after removal.</w:t>
+        <w:t>Solution: ✅ Correct Answer: A. Menstrual irregularities and spotting | 🧠 Clinical Rationale: IUCDs may cause heavier periods (Cu-T) or spotting; fertility returns after removal. | ❌ Why Not Others? | B — Permanent infertility: not the appropriate nursing action here | C — Osteoporosis: Steroids cause bone loss, glucose intolerance, immunosuppression, and fluid retention; taper to avoid adren... | D — Diabetes: Epidemic-prone diseases are communicable (cholera, dengue, measles, JE); diabetes is an NCD. | ⚠️ Exam Trap: Read the exact question — the correct fact and its look-alike options are easy to interchange. | 💎 PNC Pearl: Menstrual irregularities and spotting → IUCDs may cause heavier periods (Cu-T) or spotting; fertility returns after removal</w:t>
       </w:r>
     </w:p>
     <w:p>
@@ -4129,7 +4129,7 @@
     </w:p>
     <w:p>
       <w:r>
-        <w:t>Solution: NMC (2019 Act) replaced the Medical Council of India for regulating medical education.</w:t>
+        <w:t>Solution: ✅ Correct Answer: A. The Medical Council of India | 🧠 Clinical Rationale: NMC (2019 Act) replaced the Medical Council of India for regulating medical education. | ❌ Why Not Others? | B — The ICMR: not the appropriate nursing action here | C — The IMA: not the appropriate nursing action here | D — The NHS: not the appropriate nursing action here | ⚠️ Exam Trap: Read the exact question — the correct fact and its look-alike options are easy to interchange. | 💎 PNC Pearl: The Medical Council of India → NMC (2019 Act) replaced for regulating medical education</w:t>
       </w:r>
     </w:p>
     <w:p>
@@ -4174,7 +4174,7 @@
     </w:p>
     <w:p>
       <w:r>
-        <w:t>Solution: The RCH portal digitises MCH service records and monitoring.</w:t>
+        <w:t>Solution: ✅ Correct Answer: A. An online system for MCH service monitoring | 🧠 Clinical Rationale: The RCH portal digitises MCH service records and monitoring. | ❌ Why Not Others? | B — A hospital: not the appropriate nursing action here | C — A medicine: not the appropriate nursing action here | D — A blood bank: not the appropriate nursing action here | ⚠️ Exam Trap: Read the exact question — the correct fact and its look-alike options are easy to interchange. | 💎 PNC Pearl: An online system for MCH service monitoring → The RCH portal digitises MCH service records and monitoring</w:t>
       </w:r>
     </w:p>
     <w:p>
@@ -4219,7 +4219,7 @@
     </w:p>
     <w:p>
       <w:r>
-        <w:t>Solution: Rajasthan offers free drugs and tests in public hospitals.</w:t>
+        <w:t>Solution: ✅ Correct Answer: A. Free medicines, diagnostics, and treatment at state facilities | 🧠 Clinical Rationale: Rajasthan offers free drugs and tests in public hospitals. | ❌ Why Not Others? | B — Only free delivery: not the appropriate nursing action here | C — Only free food: not the appropriate nursing action here | D — Only transport: not the appropriate nursing action here | ⚠️ Exam Trap: Read the exact question — the correct fact and its look-alike options are easy to interchange. | 💎 PNC Pearl: Free medicines, diagnostics, and treatment at state facilities → Rajasthan offers free drugs and tests in public hospitals</w:t>
       </w:r>
     </w:p>
     <w:p>
@@ -4264,7 +4264,7 @@
     </w:p>
     <w:p>
       <w:r>
-        <w:t>Solution: NPCB addresses blindness prevention.</w:t>
+        <w:t>Solution: ✅ Correct Answer: A. National Programme for Control of Blindness | 🧠 Clinical Rationale: NPCB addresses blindness prevention. | ❌ Why Not Others? | B — National Prevention of Childhood Blindness: not the appropriate nursing action here | C — National Paediatric Care Board: not the appropriate nursing action here | D — National Programme for Cancer and Blindness: not the appropriate nursing action here | ⚠️ Exam Trap: Don’t confuse "National Programme for Control of Blindness" with "National Programme for Cancer and Blindness" — they look alike and are easy to interchange. | 💎 PNC Pearl: National Programme for Control of Blindness → NPCB addresses blindness prevention</w:t>
       </w:r>
     </w:p>
     <w:p>
@@ -4309,7 +4309,7 @@
     </w:p>
     <w:p>
       <w:r>
-        <w:t>Solution: U5MR tracks deaths of children under five.</w:t>
+        <w:t>Solution: ✅ Correct Answer: A. Under-5 Mortality Rate | 🧠 Clinical Rationale: U5MR tracks deaths of children under five. | ❌ Why Not Others? | B — Universal 5-year Medical Record: not the appropriate nursing action here | C — Unified 5-point Mortality Review: not the appropriate nursing action here | D — Under-5 Morbidity Rate: not the appropriate nursing action here | ⚠️ Exam Trap: Don’t confuse "Under-5 Mortality Rate" with "Under-5 Morbidity Rate" — they look alike and are easy to interchange. | 💎 PNC Pearl: Under-5 Mortality Rate → U5MR tracks deaths of children under five</w:t>
       </w:r>
     </w:p>
     <w:p>
@@ -4354,7 +4354,7 @@
     </w:p>
     <w:p>
       <w:r>
-        <w:t>Solution: NQAS certifies public health facilities for quality.</w:t>
+        <w:t>Solution: ✅ Correct Answer: A. National Quality Assurance Standards | 🧠 Clinical Rationale: NQAS certifies public health facilities for quality. | ❌ Why Not Others? | B — National Quality Assessment Survey: not the appropriate nursing action here | C — National Quarantine Assurance System: not the appropriate nursing action here | D — New Quality Assurance Scheme: not the appropriate nursing action here | ⚠️ Exam Trap: Don’t confuse "National Quality Assurance Standards" with "National Quality Assessment Survey" — they look alike and are easy to interchange. | 💎 PNC Pearl: National Quality Assurance Standards → NQAS certifies public health facilities for quality</w:t>
       </w:r>
     </w:p>
     <w:p>
@@ -4399,7 +4399,7 @@
     </w:p>
     <w:p>
       <w:r>
-        <w:t>Solution: WHO 'test and treat' starts ART at diagnosis for all people living with HIV.</w:t>
+        <w:t>Solution: ✅ Correct Answer: A. As soon as possible after diagnosis regardless of CD4 count | 🧠 Clinical Rationale: WHO 'test and treat' starts ART at diagnosis for all people living with HIV. | ❌ Why Not Others? | B — Only at CD4 &lt;200: not the appropriate nursing action here | C — Only after AIDS: not the appropriate nursing action here | D — Only in hospitals: not the appropriate nursing action here | ⚠️ Exam Trap: Read the exact question — the correct fact and its look-alike options are easy to interchange. | 💎 PNC Pearl: As soon as possible after diagnosis regardless of CD4 count → WHO 'test and treat' starts ART at diagnosis for all people living with HIV</w:t>
       </w:r>
     </w:p>
     <w:p>
@@ -4444,7 +4444,7 @@
     </w:p>
     <w:p>
       <w:r>
-        <w:t>Solution: VHNDs are held monthly at the Anganwadi for service delivery.</w:t>
+        <w:t>Solution: ✅ Correct Answer: A. Village Health and Nutrition Day | 🧠 Clinical Rationale: VHNDs are held monthly at the Anganwadi for service delivery. | ❌ Why Not Others? | B — Village Health and Naturopathy Day: not the appropriate nursing action here | C — Vital Health and Nutrition Drive: not the appropriate nursing action here | D — Village Hygiene and Nourishment Day: not the appropriate nursing action here | ⚠️ Exam Trap: Don’t confuse "Village Health and Nutrition Day" with "Village Health and Naturopathy Day" — they look alike and are easy to interchange. | 💎 PNC Pearl: Village Health and Nutrition Day → VHNDs are held monthly at the Anganwadi for service delivery</w:t>
       </w:r>
     </w:p>
     <w:p>
@@ -4489,7 +4489,7 @@
     </w:p>
     <w:p>
       <w:r>
-        <w:t>Solution: Skilled care at birth plus emergency obstetric care prevents most maternal deaths.</w:t>
+        <w:t>Solution: ✅ Correct Answer: A. Skilled birth attendance with emergency obstetric care | 🧠 Clinical Rationale: Skilled care at birth plus emergency obstetric care prevents most maternal deaths. | ❌ Why Not Others? | B — Ultrasound only: not the appropriate nursing action here | C — Antibiotics: Compliance matters; missed pills and enzyme-inducing drugs reduce OC efficacy. Condoms prevent STIs. | D — Iron tablets: Treat with decontamination and deferoxamine for severe toxicity. | ⚠️ Exam Trap: Read the exact question — the correct fact and its look-alike options are easy to interchange. | 💎 PNC Pearl: Skilled birth attendance with emergency obstetric care → Skilled care at birth plus emergency obstetric care prevents most maternal deaths</w:t>
       </w:r>
     </w:p>
     <w:p>
@@ -4534,7 +4534,7 @@
     </w:p>
     <w:p>
       <w:r>
-        <w:t>Solution: The partograph plots dilatation, descent, contractions, and FHR.</w:t>
+        <w:t>Solution: ✅ Correct Answer: A. Monitor progress and detect obstructed labour early | 🧠 Clinical Rationale: The partograph plots dilatation, descent, contractions, and FHR. | ❌ Why Not Others? | B — Measure blood loss: not the appropriate nursing action here | C — Check haemoglobin: not the appropriate nursing action here | D — Count doses: not the appropriate nursing action here | ⚠️ Exam Trap: Read the exact question — the correct fact and its look-alike options are easy to interchange. | 💎 PNC Pearl: Monitor progress and detect obstructed labour early → The partograph plots dilatation, descent, contractions, and FHR</w:t>
       </w:r>
     </w:p>
     <w:p>
@@ -4579,7 +4579,7 @@
     </w:p>
     <w:p>
       <w:r>
-        <w:t>Solution: Surakshit Matritva Aashwasan (SUMAN) assures respectful maternity care.</w:t>
+        <w:t>Solution: ✅ Correct Answer: A. Respectful and quality care to pregnant women and newborns | 🧠 Clinical Rationale: Surakshit Matritva Aashwasan (SUMAN) assures respectful maternity care. | ❌ Why Not Others? | B — Loans: not the appropriate nursing action here | C — Housing: Stable housing reduces relapse and crisis use. | D — Education: SAMBHAV integrates entitlements under one digital platform. | ⚠️ Exam Trap: Read the exact question — the correct fact and its look-alike options are easy to interchange. | 💎 PNC Pearl: Respectful and quality care to pregnant women and newborns → Surakshit Matritva Aashwasan (SUMAN) assures respectful maternity care</w:t>
       </w:r>
     </w:p>
     <w:p>
@@ -4624,7 +4624,7 @@
     </w:p>
     <w:p>
       <w:r>
-        <w:t>Solution: The National Health Stack is the digital backbone for health information exchange.</w:t>
+        <w:t>Solution: ✅ Correct Answer: A. A digital infrastructure for health data and services | 🧠 Clinical Rationale: The National Health Stack is the digital backbone for health information exchange. | ❌ Why Not Others? | B — A hospital: not the appropriate nursing action here | C — A medicine: not the appropriate nursing action here | D — A vaccine: The VVM changes colour to indicate heat exposure; discard if unusable. | ⚠️ Exam Trap: Read the exact question — the correct fact and its look-alike options are easy to interchange. | 💎 PNC Pearl: A digital infrastructure for health data and services → The National Health Stack is the digital backbone for health information exchange</w:t>
       </w:r>
     </w:p>
     <w:p>
@@ -4669,7 +4669,7 @@
     </w:p>
     <w:p>
       <w:r>
-        <w:t>Solution: HMIS captures monthly facility-level health service data.</w:t>
+        <w:t>Solution: ✅ Correct Answer: A. Monthly from health facilities | 🧠 Clinical Rationale: HMIS captures monthly facility-level health service data. | ❌ Why Not Others? | B — Yearly only: not the appropriate nursing action here | C — Never: Crushing SR/ER tablets causes dose dumping. | D — By the media: not the appropriate nursing action here | ⚠️ Exam Trap: Read the exact question — the correct fact and its look-alike options are easy to interchange. | 💎 PNC Pearl: Monthly from health facilities → HMIS captures monthly facility-level health service data</w:t>
       </w:r>
     </w:p>
     <w:p>
@@ -4714,7 +4714,7 @@
     </w:p>
     <w:p>
       <w:r>
-        <w:t>Solution: The first delay is deciding to seek care.</w:t>
+        <w:t>Solution: ✅ Correct Answer: A. Delay in seeking care (decision) | 🧠 Clinical Rationale: The first delay is deciding to seek care. | ❌ Why Not Others? | B — Delay in hospital care: not the first delay | C — Delay in referral: Skilled birth attendance and referral systems save lives. — not the first delay | D — Delay in discharge: not the first delay | ⚠️ Exam Trap: Don’t confuse "Delay in seeking care (decision)" with "Delay in hospital care" — they look alike and are easy to interchange. | 💎 PNC Pearl: Delay in seeking care (decision) = the first delay</w:t>
       </w:r>
     </w:p>
     <w:p>
@@ -4759,7 +4759,7 @@
     </w:p>
     <w:p>
       <w:r>
-        <w:t>Solution: NP-NCD covers diabetes, hypertension, and cancers.</w:t>
+        <w:t>Solution: ✅ Correct Answer: A. NP-NCD | 📰 Why: NP-NCD covers diabetes, hypertension, and cancers. | ❌ Why Not Others? | B — NLEP: not the correct fact here | C — NVBDCP: not the correct fact here | D — RCH: not the correct fact here | ⚠️ Exam Trap: Read the exact question — the correct fact and its look-alike options are easy to interchange. | 💎 PNC CA Pearl: NP-NCD → covers diabetes, hypertension, and cancers</w:t>
       </w:r>
     </w:p>
     <w:p>
@@ -4804,7 +4804,7 @@
     </w:p>
     <w:p>
       <w:r>
-        <w:t>Solution: Hanumangarh is an agricultural district.</w:t>
+        <w:t>Solution: ✅ Correct Answer: A. Wheat and mustard farming | 🧠 Explanation: Hanumangarh is an agricultural district. | ❌ Why Not Others? | B — Marble: Ranakpur's Adinath Jain temple, in marble with over 1400 carved pillars, is a marvel. | C — Salt: Pachpadra has a salt lake in Barmer. | D — Tourism only: not the correct fact here | ⚠️ Exam Trap: Read the exact question — the correct fact and its look-alike options are easy to interchange. | 💎 PNC GK Pearl: Wheat and mustard farming → Hanumangarh is an agricultural district</w:t>
       </w:r>
     </w:p>
     <w:p>
@@ -4849,7 +4849,7 @@
     </w:p>
     <w:p>
       <w:r>
-        <w:t>Solution: Quick lime is calcium oxide (CaO).</w:t>
+        <w:t>Solution: ✅ Correct Answer: A. CaO | 🧠 Explanation: Quick lime is calcium oxide (CaO). | ❌ Why Not Others? | B — CaCO3: not the correct fact here | C — Ca(OH)2: Slaked lime is calcium hydroxide. | D — CaCl2: not the correct fact here | ⚠️ Exam Trap: Read the exact question — the correct fact and its look-alike options are easy to interchange. | 💎 PNC GK Pearl: CaO → Quick lime is calcium oxide ( )</w:t>
       </w:r>
     </w:p>
     <w:p>
@@ -4894,7 +4894,7 @@
     </w:p>
     <w:p>
       <w:r>
-        <w:t>Solution: Sanjay Malhotra became RBI Governor in December 2024.</w:t>
+        <w:t>Solution: ✅ Correct Answer: A. Sanjay Malhotra | 📰 Why: Sanjay Malhotra became RBI Governor in December 2024. | ❌ Why Not Others? | B — Shaktikanta Das: not the correct fact here | C — Urjit Patel: not the correct fact here | D — Raghuram Rajan: not the correct fact here | ⚠️ Exam Trap: Read the exact question — the correct fact and its look-alike options are easy to interchange. | 💎 PNC CA Pearl: Sanjay Malhotra → became RBI Governor in December 2024</w:t>
       </w:r>
     </w:p>
     <w:p>
@@ -4939,7 +4939,7 @@
     </w:p>
     <w:p>
       <w:r>
-        <w:t>Solution: The Rajasthan High Court is in Jodhpur.</w:t>
+        <w:t>Solution: ✅ Correct Answer: A. Jodhpur | 🧠 Clinical Rationale: The Rajasthan High Court is in Jodhpur. | ❌ Why Not Others? | B — Jaipur: Is the capital of Rajasthan. — not the correct location | C — Kota: Mukundra Hills Tiger Reserve is in the Kota region. — not the correct location | D — Udaipur: Is famous for its lakes. — not the correct location | ⚠️ Exam Trap: Read the exact question — the correct fact and its look-alike options are easy to interchange. | 💎 PNC Pearl: The Rajasthan High Court is in Jodhpur.</w:t>
       </w:r>
     </w:p>
     <w:p>
@@ -4984,7 +4984,7 @@
     </w:p>
     <w:p>
       <w:r>
-        <w:t>Solution: Arjun is India's MBT.</w:t>
+        <w:t>Solution: ✅ Correct Answer: A. An indigenous main battle tank | 🧠 Clinical Rationale: Arjun is India's MBT. | ❌ Why Not Others? | B — A jet: not the appropriate nursing action here | C — A missile: not the appropriate nursing action here | D — A frigate: not the appropriate nursing action here | ⚠️ Exam Trap: Read the exact question — the correct fact and its look-alike options are easy to interchange. | 💎 PNC Pearl: An indigenous main battle tank → Arjun is India's MBT</w:t>
       </w:r>
     </w:p>
     <w:p>
@@ -5029,7 +5029,7 @@
     </w:p>
     <w:p>
       <w:r>
-        <w:t>Solution: Condensation releases heat as gas liquefies.</w:t>
+        <w:t>Solution: ✅ Correct Answer: A. Gas changing to liquid | 🧠 Explanation: Condensation releases heat as gas liquefies. | ❌ Why Not Others? | B — Liquid to gas: not the correct fact here | C — Solid to liquid: not the correct fact here | D — Solid to gas: not the correct fact here | ⚠️ Exam Trap: Don’t confuse "Gas changing to liquid" with "Liquid to gas" — they look alike and are easy to interchange. | 💎 PNC GK Pearl: Gas changing to liquid → Condensation releases heat as gas liquefies</w:t>
       </w:r>
     </w:p>
     <w:p>
@@ -5074,7 +5074,7 @@
     </w:p>
     <w:p>
       <w:r>
-        <w:t>Solution: Ohm's law: current is directly proportional to voltage, V = IR.</w:t>
+        <w:t>Solution: ✅ Correct Answer: A. V = IR | 🧠 Explanation: Ohm's law: current is directly proportional to voltage, V = IR. | ❌ Why Not Others? | B — V = I/R: not the correct fact here | C — V = R/I: not the correct fact here | D — I = VR: not the correct fact here | ⚠️ Exam Trap: Read the exact question — the correct fact and its look-alike options are easy to interchange. | 💎 PNC GK Pearl: V = IR → Ohm's law: current is directly proportional to voltage,</w:t>
       </w:r>
     </w:p>
     <w:p>
@@ -5119,7 +5119,7 @@
     </w:p>
     <w:p>
       <w:r>
-        <w:t>Solution: DPSPs were inspired by the Irish Constitution.</w:t>
+        <w:t>Solution: ✅ Correct Answer: A. The Irish Constitution | 🧠 Clinical Rationale: DPSPs were inspired by the Irish Constitution. | ❌ Why Not Others? | B — The US Constitution: not the appropriate nursing action here | C — The UK Constitution: not the appropriate nursing action here | D — The French Constitution: not the appropriate nursing action here | ⚠️ Exam Trap: Don’t confuse "The Irish Constitution" with "The US Constitution" — they look alike and are easy to interchange. | 💎 PNC Pearl: DPSPs were inspired by the Irish Constitution.</w:t>
       </w:r>
     </w:p>
     <w:p>
@@ -5164,7 +5164,7 @@
     </w:p>
     <w:p>
       <w:r>
-        <w:t>Solution: The bustard, the state bird, is protected in the Desert National Park.</w:t>
+        <w:t>Solution: ✅ Correct Answer: A. Desert National Park (Jaisalmer-Barmer) | 🧠 Explanation: The bustard, the state bird, is protected in the Desert National Park. | ❌ Why Not Others? | B — Keoladeo: Bharatpur's Lohagarh fort and Keoladeo park are famous. | C — Ranthambore: Trinetra Ganesh sits within Ranthambore fort. | D — Sariska: In Alwar is a tiger reserve and historic hunting ground. | ⚠️ Exam Trap: Read the exact question — the correct fact and its look-alike options are easy to interchange. | 💎 PNC GK Pearl: Desert National Park (Jaisalmer-Barmer) → The bustard, the state bird is protected in the Desert National Park</w:t>
       </w:r>
     </w:p>
     <w:p>
@@ -5209,7 +5209,7 @@
     </w:p>
     <w:p>
       <w:r>
-        <w:t>Solution: Todgarh-Raoli (Rajsamand-Ajmer-Pali) shelters chinkara and sloth bear.</w:t>
+        <w:t>Solution: ✅ Correct Answer: A. Chinkara and sloth bear | 🧠 Explanation: Todgarh-Raoli (Rajsamand-Ajmer-Pali) shelters chinkara and sloth bear. | ❌ Why Not Others? | B — Tigers: not the correct fact here | C — Crocodiles: not the correct fact here | D — Flamingos: not the correct fact here | ⚠️ Exam Trap: Read the exact question — the correct fact and its look-alike options are easy to interchange. | 💎 PNC GK Pearl: Chinkara and sloth bear → Todgarh-Raoli (Rajsamand-Ajmer-Pali) shelters</w:t>
       </w:r>
     </w:p>
     <w:p>
@@ -5254,7 +5254,7 @@
     </w:p>
     <w:p>
       <w:r>
-        <w:t>Solution: Ranthambore is where the Aravalli and Vindhya hills meet.</w:t>
+        <w:t>Solution: ✅ Correct Answer: A. Aravalli and Vindhya | 🧠 Explanation: Ranthambore is where the Aravalli and Vindhya hills meet. | ❌ Why Not Others? | B — Himalaya and Shivalik: not the correct fact here | C — Western Ghats: not the correct fact here | D — Eastern Ghats: not the correct fact here | ⚠️ Exam Trap: Read the exact question — the correct fact and its look-alike options are easy to interchange. | 💎 PNC GK Pearl: Aravalli and Vindhya → Ranthambore is where hills meet</w:t>
       </w:r>
     </w:p>
     <w:p>
@@ -5299,7 +5299,7 @@
     </w:p>
     <w:p>
       <w:r>
-        <w:t>Solution: Udaipur's City Palace overlooks Lake Pichola.</w:t>
+        <w:t>Solution: ✅ Correct Answer: A. Udaipur | 🧠 Clinical Rationale: Udaipur's City Palace overlooks Lake Pichola. | ❌ Why Not Others? | B — Jaipur: Is the capital of Rajasthan. — not the correct location | C — Jodhpur: The Rajasthan High Court is in Jodhpur. — not the correct location | D — Kota: Mukundra Hills Tiger Reserve is in the Kota region. — not the correct location | ⚠️ Exam Trap: Read the exact question — the correct fact and its look-alike options are easy to interchange. | 💎 PNC Pearl: Udaipur → s City Palace overlooks Lake Pichola</w:t>
       </w:r>
     </w:p>
     <w:p>
@@ -5344,7 +5344,7 @@
     </w:p>
     <w:p>
       <w:r>
-        <w:t>Solution: Godawan is the local name of the Great Indian Bustard.</w:t>
+        <w:t>Solution: ✅ Correct Answer: A. Godawan | 🧠 Clinical Rationale: Godawan is the local name of the Great Indian Bustard. | ❌ Why Not Others? | B — Chinkara: The camel and chinkara are both state animals of Rajasthan. | C — Mor: not the appropriate nursing action here | D — Titar: not the appropriate nursing action here | ⚠️ Exam Trap: Read the exact question — the correct fact and its look-alike options are easy to interchange. | 💎 PNC Pearl: Godawan → the local name of the Great Indian Bustard</w:t>
       </w:r>
     </w:p>
     <w:p>
@@ -5389,7 +5389,7 @@
     </w:p>
     <w:p>
       <w:r>
-        <w:t>Solution: Mission Divyastra tested multiple independently targetable re-entry vehicles.</w:t>
+        <w:t>Solution: ✅ Correct Answer: A. Mission Divyastra | 📰 Why: Mission Divyastra tested multiple independently targetable re-entry vehicles. | ❌ Why Not Others? | B — Mission Shakti: (March 2019) demonstrated India's ASAT capability. | C — Mission Gaganyaan: not the correct fact here | D — Mission Vikas: not the correct fact here | ⚠️ Exam Trap: Read the exact question — the correct fact and its look-alike options are easy to interchange. | 💎 PNC CA Pearl: Mission Divyastra → tested multiple independently targetable re-entry vehicles</w:t>
       </w:r>
     </w:p>
     <w:p>
@@ -5434,7 +5434,7 @@
     </w:p>
     <w:p>
       <w:r>
-        <w:t>Solution: 'Put out' means to extinguish.</w:t>
+        <w:t>Solution: ✅ Correct Answer: A. out | 🧠 Grammar Rule: 'Put out' means to extinguish. | ❌ Why Not Others? | B — off: 'Put off' means to postpone. | C — up: 'Give up' means to quit. | D — down: 'Turn down' means to reject. | ⚠️ Exam Trap: Read the exact question — the correct fact and its look-alike options are easy to interchange. | 📌 Rule to Remember: out → Put ' means to extinguish</w:t>
       </w:r>
     </w:p>
     <w:p>
@@ -5479,7 +5479,7 @@
     </w:p>
     <w:p>
       <w:r>
-        <w:t>Solution: 'सूर्योदय' का विलोम 'सूर्यास्त' है।</w:t>
+        <w:t>Solution: ✅ Correct Answer: A. सूर्यास्त | 🧠 Grammar Rule: 'सूर्योदय' का विलोम 'सूर्यास्त' है। | ❌ Why Not Others? | B — प्रभात: not the correct answer here | C — उषा: not the correct answer here | D — अरुण: not the correct answer here | ⚠️ Exam Trap: Read the exact question — the correct fact and its look-alike options are easy to interchange. | 📌 Rule to Remember: सूर्यास्त → सूर्योदय' का विलोम ' ' है।</w:t>
       </w:r>
     </w:p>
     <w:p>
@@ -5524,7 +5524,7 @@
     </w:p>
     <w:p>
       <w:r>
-        <w:t>Solution: 'समृद्ध' (संपन्न) का विलोम 'दरिद्र' है।</w:t>
+        <w:t>Solution: ✅ Correct Answer: A. दरिद्र | 🧠 Grammar Rule: 'समृद्ध' (संपन्न) का विलोम 'दरिद्र' है। | ❌ Why Not Others? | B — धनी: not the correct answer here | C — संपन्न: not the correct answer here | D — पूर्ण: 'आया था' पूर्ण भूतकाल है। | ⚠️ Exam Trap: Read the exact question — the correct fact and its look-alike options are easy to interchange. | 📌 Rule to Remember: दरिद्र → समृद्ध' (संपन्न) का विलोम ' ' है।</w:t>
       </w:r>
     </w:p>
     <w:p>
@@ -5569,7 +5569,7 @@
     </w:p>
     <w:p>
       <w:r>
-        <w:t>Solution: Tranquil means calm and peaceful.</w:t>
+        <w:t>Solution: ✅ Correct Answer: A. Peaceful | 🧠 Grammar Rule: Tranquil means calm and peaceful. | ❌ Why Not Others? | B — Agitated: not the correct answer here | C — Noisy: not the correct answer here | D — Restless: not the correct answer here | ⚠️ Exam Trap: Read the exact question — the correct fact and its look-alike options are easy to interchange. | 📌 Rule to Remember: Tranquil means calm and peaceful.</w:t>
       </w:r>
     </w:p>
     <w:p>
@@ -5614,7 +5614,7 @@
     </w:p>
     <w:p>
       <w:r>
-        <w:t>Solution: 'समीर' वायु का पर्यायवाची है; पावक अग्नि का।</w:t>
+        <w:t>Solution: ✅ Correct Answer: A. समीर | 🧠 Grammar Rule: 'समीर' वायु का पर्यायवाची है; पावक अग्नि का। | ❌ Why Not Others? | B — पावक: not the correct answer here | C — उदधि: not the correct answer here | D — मेघ: 'मेघ' बादल का पर्यायवाची है। | ⚠️ Exam Trap: Read the exact question — the correct fact and its look-alike options are easy to interchange. | 📌 Rule to Remember: समीर → वायु का पर्यायवाची है; पावक अग्नि का।</w:t>
       </w:r>
     </w:p>
     <w:p>
@@ -5659,7 +5659,7 @@
     </w:p>
     <w:p>
       <w:r>
-        <w:t>Solution: Omnipresent (or ubiquitous) means present everywhere.</w:t>
+        <w:t>Solution: ✅ Correct Answer: A. Omnipresent | 🧠 Grammar Rule: Omnipresent (or ubiquitous) means present everywhere. | ❌ Why Not Others? | B — Omniscient: Means knowing everything. | C — Omnipotent: Means all-powerful. | D — Ubiquitous: not the correct answer here | ⚠️ Exam Trap: Read the exact question — the correct fact and its look-alike options are easy to interchange. | 📌 Rule to Remember: Omnipresent → (or ubiquitous) means present everywhere</w:t>
       </w:r>
     </w:p>
     <w:p>
@@ -5704,7 +5704,7 @@
     </w:p>
     <w:p>
       <w:r>
-        <w:t>Solution: Omnipotent means all-powerful.</w:t>
+        <w:t>Solution: ✅ Correct Answer: A. Omnipotent | 🧠 Grammar Rule: Omnipotent means all-powerful. | ❌ Why Not Others? | B — Omniscient: Means knowing everything. | C — Omnipresent: (or ubiquitous) means present everywhere. | D — Omnivorous: not the correct answer here | ⚠️ Exam Trap: Read the exact question — the correct fact and its look-alike options are easy to interchange. | 📌 Rule to Remember: Omnipotent → means all-powerful</w:t>
       </w:r>
     </w:p>
     <w:p>
@@ -5749,7 +5749,7 @@
     </w:p>
     <w:p>
       <w:r>
-        <w:t>Solution: 'औषधि' का पर्यायवाची 'दवा' है।</w:t>
+        <w:t>Solution: ✅ Correct Answer: A. दवा | 🧠 Grammar Rule: 'औषधि' का पर्यायवाची 'दवा' है। | ❌ Why Not Others? | B — विष: 'अमृत' का विलोम 'विष' है। | C — जड़ी नहीं: not the correct answer here | D — खाद्य: not the correct answer here | ⚠️ Exam Trap: Read the exact question — the correct fact and its look-alike options are easy to interchange. | 📌 Rule to Remember: दवा → औषधि' का पर्यायवाची ' ' है।</w:t>
       </w:r>
     </w:p>
     <w:p>
@@ -5794,7 +5794,7 @@
     </w:p>
     <w:p>
       <w:r>
-        <w:t>Solution: 'दिनकर' सूर्य का पर्यायवाची है; राकेश, रजनीकर और शशि चंद्रमा के पर्यायवाची हैं।</w:t>
+        <w:t>Solution: ✅ Correct Answer: A. दिनकर | 🧠 Grammar Rule: 'दिनकर' सूर्य का पर्यायवाची है; राकेश, रजनीकर और शशि चंद्रमा के पर्यायवाची हैं। | ❌ Why Not Others? | B — राकेश: not the correct answer here | C — रजनीकर: not the correct answer here | D — शशि: 'शशि' चंद्रमा का पर्यायवाची है; दिनकर-दिवाकर-भास्कर सूर्य के। | ⚠️ Exam Trap: Read the exact question — the correct fact and its look-alike options are easy to interchange. | 📌 Rule to Remember: दिनकर → सूर्य का पर्यायवाची है; राकेश, रजनीकर और शशि चंद्रमा के पर्यायवाची हैं।</w:t>
       </w:r>
     </w:p>
     <w:p>
@@ -5839,7 +5839,7 @@
     </w:p>
     <w:p>
       <w:r>
-        <w:t>Solution: 'Antibiotics' treat infection.</w:t>
+        <w:t>Solution: ✅ Correct Answer: A. antibiotics | 🧠 Grammar Rule: 'Antibiotics' treat infection. | ❌ Why Not Others? | B — antidotes: not the correct answer here | C — antiques: not the correct answer here | D — antipodes: not the correct answer here | ⚠️ Exam Trap: Read the exact question — the correct fact and its look-alike options are easy to interchange. | 📌 Rule to Remember: antibiotics → treat infection</w:t>
       </w:r>
     </w:p>
     <w:p>
@@ -5884,7 +5884,7 @@
     </w:p>
     <w:p>
       <w:r>
-        <w:t>Solution: Lucid means clear and easy to understand.</w:t>
+        <w:t>Solution: ✅ Correct Answer: A. Clear | 🧠 Grammar Rule: Lucid means clear and easy to understand. | ❌ Why Not Others? | B — Cloudy: not the correct answer here | C — Vague: not the correct answer here | D — Confused: not the correct answer here | ⚠️ Exam Trap: Read the exact question — the correct fact and its look-alike options are easy to interchange. | 📌 Rule to Remember: Clear → Lucid means and easy to understand</w:t>
       </w:r>
     </w:p>
     <w:p>
@@ -5929,7 +5929,7 @@
     </w:p>
     <w:p>
       <w:r>
-        <w:t>Solution: An adverb describes how the action is done.</w:t>
+        <w:t>Solution: ✅ Correct Answer: A. carefully | 🧠 Grammar Rule: An adverb describes how the action is done. | ❌ Why Not Others? | B — careful: not the correct answer here | C — care: not the correct answer here | D — careness: not the correct answer here | ⚠️ Exam Trap: Don’t confuse "carefully" with "careful" — they look alike and are easy to interchange. | 📌 Rule to Remember: carefully → An adverb describes how the action is done</w:t>
       </w:r>
     </w:p>
     <w:p>
@@ -5974,7 +5974,7 @@
     </w:p>
     <w:p>
       <w:r>
-        <w:t>Solution: पाँच वटों का समूह — संख्यावाचक विशेषण से द्विगु समास।</w:t>
+        <w:t>Solution: ✅ Correct Answer: A. द्विगु समास | 🧠 Grammar Rule: पाँच वटों का समूह — संख्यावाचक विशेषण से द्विगु समास। | ❌ Why Not Others? | B — बहुव्रीहि समास: चक्र पाणि में है (जिसके हाथ में चक्र) — बहुव्रीहि समास। | C — कर्मधारय समास: नील कमल (विशेषण-विशेष्य) — कर्मधारय समास। | D — तत्पुरुष समास: राजा का पुत्र — संबंध तत्पुरुष समास। | ⚠️ Exam Trap: Read the exact question — the correct fact and its look-alike options are easy to interchange. | 📌 Rule to Remember: द्विगु समास → पाँच वटों का समूह — संख्यावाचक विशेषण से ।</w:t>
       </w:r>
     </w:p>
     <w:p>
@@ -6019,7 +6019,7 @@
     </w:p>
     <w:p>
       <w:r>
-        <w:t>Solution: Impartial (unbiased) is opposite to biased.</w:t>
+        <w:t>Solution: ✅ Correct Answer: A. Biased | 🧠 Grammar Rule: Impartial (unbiased) is opposite to biased. | ❌ Why Not Others? | B — Fair: not the correct answer here | C — Neutral: not the correct answer here | D — Just: not the correct answer here | ⚠️ Exam Trap: Read the exact question — the correct fact and its look-alike options are easy to interchange. | 📌 Rule to Remember: Impartial (unbiased) is opposite to biased.</w:t>
       </w:r>
     </w:p>
     <w:p>
@@ -6064,7 +6064,7 @@
     </w:p>
     <w:p>
       <w:r>
-        <w:t>Solution: हिंदी देवनागरी लिपि में लिखी जाती है।</w:t>
+        <w:t>Solution: ✅ Correct Answer: A. देवनागरी | 🧠 Grammar Rule: हिंदी देवनागरी लिपि में लिखी जाती है। | ❌ Why Not Others? | B — रोमन: not the correct answer here | C — अरबी: not the correct answer here | D — गुरुमुखी: not the correct answer here | ⚠️ Exam Trap: Read the exact question — the correct fact and its look-alike options are easy to interchange. | 📌 Rule to Remember: देवनागरी → हिंदी लिपि में लिखी जाती है।</w:t>
       </w:r>
     </w:p>
     <w:p>
@@ -6109,7 +6109,7 @@
     </w:p>
     <w:p>
       <w:r>
-        <w:t>Solution: Symlinks are path references that can cross filesystems.</w:t>
+        <w:t>Solution: ✅ Correct Answer: A. A special file pointing to another path | 🧠 Explanation: Symlinks are path references that can cross filesystems. | ❌ Why Not Others? | B — A duplicate inode: not the correct option here | C — A compressed file: not the correct option here | D — A hidden file: not the correct option here | ⚠️ Exam Trap: Read the exact question — the correct fact and its look-alike options are easy to interchange. | 💎 PNC Pearl: A special file pointing to another path → Symlinks are path references that can cross filesystems</w:t>
       </w:r>
     </w:p>
     <w:p>
@@ -6154,7 +6154,7 @@
     </w:p>
     <w:p>
       <w:r>
-        <w:t>Solution: Tab indents text and moves between form fields.</w:t>
+        <w:t>Solution: ✅ Correct Answer: A. Move the cursor to the next tab stop/field | 🧠 Explanation: Tab indents text and moves between form fields. | ❌ Why Not Others? | B — Delete text: not the correct option here | C — Undo typing: not the correct option here | D — Copy text: not the correct option here | ⚠️ Exam Trap: Read the exact question — the correct fact and its look-alike options are easy to interchange. | 💎 PNC Pearl: Move the cursor to the next tab stop/field → Tab indents text and moves between form fields</w:t>
       </w:r>
     </w:p>
     <w:p>
@@ -6199,7 +6199,7 @@
     </w:p>
     <w:p>
       <w:r>
-        <w:t>Solution: 1 GB = 1024 MB in binary units.</w:t>
+        <w:t>Solution: ✅ Correct Answer: A. 1,024 megabytes | 🧠 Explanation: 1 GB = 1024 MB in binary units. | ❌ Why Not Others? | B — 1,024 bytes: not the correct option here | C — 1,024 kilobytes: 1 MB = 1024 KB; 1 GB = 1024 MB. | D — 1,024 terabytes: not the correct option here | ⚠️ Exam Trap: Read the exact question — the correct fact and its look-alike options are easy to interchange. | 💎 PNC Pearl: 1,024 megabytes → 1 GB = 1024 MB in binary units</w:t>
       </w:r>
     </w:p>
     <w:p>
@@ -6244,7 +6244,7 @@
     </w:p>
     <w:p>
       <w:r>
-        <w:t>Solution: 255 = 2⁸−1, all eight bits set.</w:t>
+        <w:t>Solution: ✅ Correct Answer: A. 11111111 | 🧠 Explanation: 255 = 2⁸−1, all eight bits set. | ❌ Why Not Others? | B — 10101010: not the correct option here | C — 11110000: not the correct option here | D — 10000000: not the correct option here | ⚠️ Exam Trap: Read the exact question — the correct fact and its look-alike options are easy to interchange. | 💎 PNC Pearl: 11111111 → 255 = 2⁸−1, all eight bits set</w:t>
       </w:r>
     </w:p>
     <w:p>
@@ -6289,7 +6289,7 @@
     </w:p>
     <w:p>
       <w:r>
-        <w:t>Solution: Managers encrypt credentials behind one master password.</w:t>
+        <w:t>Solution: ✅ Correct Answer: A. Generating and storing strong unique passwords | 🧠 Explanation: Managers encrypt credentials behind one master password. | ❌ Why Not Others? | B — Printing passwords: not the correct option here | C — Slowing the PC: not the correct option here | D — Blocking Wi-Fi: not the correct option here | ⚠️ Exam Trap: Read the exact question — the correct fact and its look-alike options are easy to interchange. | 💎 PNC Pearl: Generating and storing strong unique passwords → Managers encrypt credentials behind one master password</w:t>
       </w:r>
     </w:p>
     <w:p>
@@ -6334,7 +6334,7 @@
     </w:p>
     <w:p>
       <w:r>
-        <w:t>Solution: CSRF abuses the user's authenticated session.</w:t>
+        <w:t>Solution: ✅ Correct Answer: A. Trick the user's browser into sending unwanted requests | 🧠 Explanation: CSRF abuses the user's authenticated session. | ❌ Why Not Others? | B — Steal the CPU: not the correct option here | C — Flood the disk: not the correct option here | D — Crash the monitor: not the correct option here | ⚠️ Exam Trap: Read the exact question — the correct fact and its look-alike options are easy to interchange. | 💎 PNC Pearl: Trick the user's browser into sending unwanted requests → CSRF abuses the user's authenticated session</w:t>
       </w:r>
     </w:p>
     <w:p>
@@ -6379,7 +6379,7 @@
     </w:p>
     <w:p>
       <w:r>
-        <w:t>Solution: Malware includes viruses, worms, trojans, and ransomware.</w:t>
+        <w:t>Solution: ✅ Correct Answer: A. Malicious software designed to harm or exploit | 🧠 Explanation: Malware includes viruses, worms, trojans, and ransomware. | ❌ Why Not Others? | B — A type of printer: not the correct option here | C — A browser: not the correct option here | D — A keyboard: Hotkeys speed up common tasks. | ⚠️ Exam Trap: Read the exact question — the correct fact and its look-alike options are easy to interchange. | 💎 PNC Pearl: Malicious software designed to harm or exploit → Malware includes viruses, worms, trojans, and ransomware</w:t>
       </w:r>
     </w:p>
     <w:p>
@@ -6424,7 +6424,7 @@
     </w:p>
     <w:p>
       <w:r>
-        <w:t>Solution: The PSU delivers regulated DC voltages to components.</w:t>
+        <w:t>Solution: ✅ Correct Answer: A. AC power to DC for the computer | 🧠 Explanation: The PSU delivers regulated DC voltages to components. | ❌ Why Not Others? | B — DC to AC: not the correct option here | C — Data to power: not the correct option here | D — Power to data: not the correct option here | ⚠️ Exam Trap: Read the exact question — the correct fact and its look-alike options are easy to interchange. | 💎 PNC Pearl: AC power to DC for the computer → The PSU delivers regulated DC voltages to components</w:t>
       </w:r>
     </w:p>
     <w:p>
@@ -6469,7 +6469,7 @@
     </w:p>
     <w:p>
       <w:r>
-        <w:t>Solution: 'type' shows file contents in the console.</w:t>
+        <w:t>Solution: ✅ Correct Answer: A. Displays the contents of a text file | 🧠 Explanation: 'type' shows file contents in the console. | ❌ Why Not Others? | B — Types faster: not the correct option here | C — Prints: not the correct option here | D — Copies: Browser cache speeds up repeated visits but may serve stale content. | ⚠️ Exam Trap: Read the exact question — the correct fact and its look-alike options are easy to interchange. | 💎 PNC Pearl: Displays the contents of a text file → type' shows file contents in the console</w:t>
       </w:r>
     </w:p>
     <w:p>
@@ -6514,7 +6514,7 @@
     </w:p>
     <w:p>
       <w:r>
-        <w:t>Solution: DDR transfers data on both clock edges.</w:t>
+        <w:t>Solution: ✅ Correct Answer: A. Double Data Rate | 🧠 Explanation: DDR transfers data on both clock edges. | ❌ Why Not Others? | B — Digital Data Register: not the correct option here | C — Dual Disk Reader: not the correct option here | D — Dynamic Data Rate: not the correct option here | ⚠️ Exam Trap: Don’t confuse "Double Data Rate" with "Dynamic Data Rate" — they look alike and are easy to interchange. | 💎 PNC Pearl: Double Data Rate → DDR transfers data on both clock edges</w:t>
       </w:r>
     </w:p>
     <w:p>
@@ -6559,7 +6559,7 @@
     </w:p>
     <w:p>
       <w:r>
-        <w:t>Solution: Inheritance creates parent-child class hierarchies.</w:t>
+        <w:t>Solution: ✅ Correct Answer: A. A class to reuse properties of another class | 🧠 Explanation: Inheritance creates parent-child class hierarchies. | ❌ Why Not Others? | B — Deleting classes: not the correct option here | C — Two classes to clash: not the correct option here | D — No reuse: not the correct option here | ⚠️ Exam Trap: Read the exact question — the correct fact and its look-alike options are easy to interchange. | 💎 PNC Pearl: A class to reuse properties of another class → Inheritance creates parent-child class hierarchies</w:t>
       </w:r>
     </w:p>
     <w:p>
@@ -6604,7 +6604,7 @@
     </w:p>
     <w:p>
       <w:r>
-        <w:t>Solution: 64-bit addressing allows 2^64 bytes of address space.</w:t>
+        <w:t>Solution: ✅ Correct Answer: A. 16 exabytes of memory | 🧠 Explanation: 64-bit addressing allows 2^64 bytes of address space. | ❌ Why Not Others? | B — 4 gigabytes: not the correct option here | C — 640 kilobytes: not the correct option here | D — 1 megabyte: not the correct option here | ⚠️ Exam Trap: Read the exact question — the correct fact and its look-alike options are easy to interchange. | 💎 PNC Pearl: 16 exabytes of memory → 64-bit addressing allows 2^64 bytes of address space</w:t>
       </w:r>
     </w:p>
     <w:p>
@@ -6649,7 +6649,7 @@
     </w:p>
     <w:p>
       <w:r>
-        <w:t>Solution: Pratyush and Mihir are India's high-performance systems at IITM/ESSO.</w:t>
+        <w:t>Solution: ✅ Correct Answer: A. Pratyush and Mihir | 🧠 Explanation: Pratyush and Mihir are India's high-performance systems at IITM/ESSO. | ❌ Why Not Others? | B — PARAM only: not the correct option here | C — TIFRAC: (1955) was India's first indigenous computer; PARAM was the first supercomputer. | D — Aryabhata: not the correct option here | ⚠️ Exam Trap: Read the exact question — the correct fact and its look-alike options are easy to interchange. | 💎 PNC Pearl: Pratyush and Mihir → India's high-performance systems at IITM/ESSO</w:t>
       </w:r>
     </w:p>
     <w:p>
@@ -6694,7 +6694,7 @@
     </w:p>
     <w:p>
       <w:r>
-        <w:t>Solution: The page file backs virtual memory on disk.</w:t>
+        <w:t>Solution: ✅ Correct Answer: A. Virtual memory file | 🧠 Explanation: The page file backs virtual memory on disk. | ❌ Why Not Others? | B — Boot sector: not the correct option here | C — Registry: not the correct option here | D — Clipboard: PrtScn copies the screen; Win+PrtScn saves a screenshot file. | ⚠️ Exam Trap: Read the exact question — the correct fact and its look-alike options are easy to interchange. | 💎 PNC Pearl: Virtual memory file → The page file backs virtual memory on disk</w:t>
       </w:r>
     </w:p>
     <w:p>
@@ -6739,7 +6739,7 @@
     </w:p>
     <w:p>
       <w:r>
-        <w:t>Solution: Word size (32/64-bit) defines data and address width.</w:t>
+        <w:t>Solution: ✅ Correct Answer: A. The number of bits it processes at a time | 🧠 Explanation: Word size (32/64-bit) defines data and address width. | ❌ Why Not Others? | B — Its clock speed: not the correct option here | C — Its cache size: not the correct option here | D — Its brand: not the correct option here | ⚠️ Exam Trap: Read the exact question — the correct fact and its look-alike options are easy to interchange. | 💎 PNC Pearl: The number of bits it processes at a time → Word size (32/64-bit) defines data and address width</w:t>
       </w:r>
     </w:p>
     <w:p>
